--- a/docs/apply/submission-pack-2026-10-06.docx
+++ b/docs/apply/submission-pack-2026-10-06.docx
@@ -2891,16 +2891,37 @@
           <w:rFonts w:ascii="Malgun Gothic" w:hAnsi="Malgun Gothic" w:eastAsia="Malgun Gothic" w:cs="Malgun Gothic"/>
           <w:b w:val="0"/>
         </w:rPr>
-        <w:t>9. 11-25 · KISTI DATA·AI 분석 — 이중 출품 개요(원고 미작성)</w:t>
+        <w:t>9. 11-25 · KISTI DATA·AI 분석 — 이중 출품</w:t>
       </w:r>
     </w:p>
     <w:p>
       <w:r>
         <w:rPr>
           <w:rFonts w:ascii="Malgun Gothic" w:hAnsi="Malgun Gothic" w:eastAsia="Malgun Gothic" w:cs="Malgun Gothic"/>
+          <w:b/>
+        </w:rPr>
+        <w:t>만든 것.</w:t>
+      </w:r>
+      <w:r>
+        <w:rPr>
+          <w:rFonts w:ascii="Malgun Gothic" w:hAnsi="Malgun Gothic" w:eastAsia="Malgun Gothic" w:cs="Malgun Gothic"/>
           <w:b w:val="0"/>
         </w:rPr>
-        <w:t>부문 규정(팀 인원·제출물)을 원문으로 확인하기 전에는 쓰지 않는다. 가능하다면 다음과 같이 나눈다.</w:t>
+        <w:t xml:space="preserve"> [13-kisti/problem-discovery.md](13-kisti/problem-discovery.md)(문제발굴) · [13-kisti/problem-solving.md](13-kisti/problem-solving.md)(문제해결). 제출용 Word 본은 `_submit/13-kisti-*.docx`. </w:t>
+      </w:r>
+      <w:r>
+        <w:rPr>
+          <w:rFonts w:ascii="Malgun Gothic" w:hAnsi="Malgun Gothic" w:eastAsia="Malgun Gothic" w:cs="Malgun Gothic"/>
+          <w:b/>
+        </w:rPr>
+        <w:t>부문 규정(팀 인원·제출 형식·두 부문 동시 출품 가능 여부)을 원문으로 확인하기 전에는 제출하지 않는다.</w:t>
+      </w:r>
+      <w:r>
+        <w:rPr>
+          <w:rFonts w:ascii="Malgun Gothic" w:hAnsi="Malgun Gothic" w:eastAsia="Malgun Gothic" w:cs="Malgun Gothic"/>
+          <w:b w:val="0"/>
+        </w:rPr>
+        <w:t xml:space="preserve"> 문제해결의 업종 추천 절은 KIIT 원고와 같은 근거라 중복 규정 확인이 필요하다.</w:t>
       </w:r>
     </w:p>
     <w:tbl>

--- a/docs/apply/submission-pack-2026-10-06.docx
+++ b/docs/apply/submission-pack-2026-10-06.docx
@@ -1629,7 +1629,7 @@
                 <w:b w:val="0"/>
                 <w:sz w:val="19"/>
               </w:rPr>
-              <w:t>이중 출품 개요(아래)</w:t>
+              <w:t>문제발굴·문제해결 원고(13-kisti)</w:t>
             </w:r>
           </w:p>
         </w:tc>
@@ -1656,7 +1656,7 @@
                 <w:b w:val="0"/>
                 <w:sz w:val="19"/>
               </w:rPr>
-              <w:t>규정 확인 선행</w:t>
+              <w:t>규정 확인 전 제출 금지</w:t>
             </w:r>
           </w:p>
         </w:tc>

--- a/docs/apply/submission-pack-2026-10-06.docx
+++ b/docs/apply/submission-pack-2026-10-06.docx
@@ -3695,6 +3695,1272 @@
           <w:rFonts w:ascii="Malgun Gothic" w:hAnsi="Malgun Gothic" w:eastAsia="Malgun Gothic" w:cs="Malgun Gothic"/>
           <w:b w:val="0"/>
         </w:rPr>
+        <w:t>Word 파일 위치 (docs/apply 기준 · 모두 같은 변환기로 만든 것)</w:t>
+      </w:r>
+    </w:p>
+    <w:p>
+      <w:r>
+        <w:rPr>
+          <w:rFonts w:ascii="Malgun Gothic" w:hAnsi="Malgun Gothic" w:eastAsia="Malgun Gothic" w:cs="Malgun Gothic"/>
+          <w:b w:val="0"/>
+        </w:rPr>
+        <w:t>변환기: `scripts/build_apply_docx.py &lt;입력.md&gt; [출력.docx]`. 한글 폰트는 `Malgun Gothic` 이름만 지정하고 임베딩하지 않았다. 수정은 Markdown 원본에서 하고 다시 변환한다(Word 본을 직접 고치면 원본과 갈라진다).</w:t>
+      </w:r>
+    </w:p>
+    <w:tbl>
+      <w:tblPr>
+        <w:tblW w:type="auto" w:w="0"/>
+        <w:tblLook w:firstColumn="1" w:firstRow="1" w:lastColumn="0" w:lastRow="0" w:noHBand="0" w:noVBand="1" w:val="04A0"/>
+      </w:tblPr>
+      <w:tblGrid>
+        <w:gridCol w:w="1860"/>
+        <w:gridCol w:w="1860"/>
+        <w:gridCol w:w="1860"/>
+        <w:gridCol w:w="1860"/>
+        <w:gridCol w:w="1860"/>
+      </w:tblGrid>
+      <w:tr>
+        <w:tc>
+          <w:tcPr>
+            <w:tcW w:type="dxa" w:w="1860"/>
+            <w:tcBorders>
+              <w:top w:val="single" w:sz="4" w:color="999999"/>
+              <w:bottom w:val="single" w:sz="4" w:color="999999"/>
+            </w:tcBorders>
+          </w:tcPr>
+          <w:p>
+            <w:pPr>
+              <w:spacing w:after="40"/>
+            </w:pPr>
+            <w:r>
+              <w:rPr>
+                <w:b/>
+                <w:sz w:val="19"/>
+              </w:rPr>
+            </w:r>
+            <w:r>
+              <w:rPr>
+                <w:rFonts w:ascii="Malgun Gothic" w:hAnsi="Malgun Gothic" w:eastAsia="Malgun Gothic" w:cs="Malgun Gothic"/>
+                <w:b/>
+                <w:sz w:val="19"/>
+              </w:rPr>
+              <w:t>마감</w:t>
+            </w:r>
+          </w:p>
+        </w:tc>
+        <w:tc>
+          <w:tcPr>
+            <w:tcW w:type="dxa" w:w="1860"/>
+            <w:tcBorders>
+              <w:top w:val="single" w:sz="4" w:color="999999"/>
+              <w:bottom w:val="single" w:sz="4" w:color="999999"/>
+            </w:tcBorders>
+          </w:tcPr>
+          <w:p>
+            <w:pPr>
+              <w:spacing w:after="40"/>
+            </w:pPr>
+            <w:r>
+              <w:rPr>
+                <w:b/>
+                <w:sz w:val="19"/>
+              </w:rPr>
+            </w:r>
+            <w:r>
+              <w:rPr>
+                <w:rFonts w:ascii="Malgun Gothic" w:hAnsi="Malgun Gothic" w:eastAsia="Malgun Gothic" w:cs="Malgun Gothic"/>
+                <w:b/>
+                <w:sz w:val="19"/>
+              </w:rPr>
+              <w:t>자리</w:t>
+            </w:r>
+          </w:p>
+        </w:tc>
+        <w:tc>
+          <w:tcPr>
+            <w:tcW w:type="dxa" w:w="1860"/>
+            <w:tcBorders>
+              <w:top w:val="single" w:sz="4" w:color="999999"/>
+              <w:bottom w:val="single" w:sz="4" w:color="999999"/>
+            </w:tcBorders>
+          </w:tcPr>
+          <w:p>
+            <w:pPr>
+              <w:spacing w:after="40"/>
+            </w:pPr>
+            <w:r>
+              <w:rPr>
+                <w:b/>
+                <w:sz w:val="19"/>
+              </w:rPr>
+            </w:r>
+            <w:r>
+              <w:rPr>
+                <w:rFonts w:ascii="Malgun Gothic" w:hAnsi="Malgun Gothic" w:eastAsia="Malgun Gothic" w:cs="Malgun Gothic"/>
+                <w:b/>
+                <w:sz w:val="19"/>
+              </w:rPr>
+              <w:t>Word 파일</w:t>
+            </w:r>
+          </w:p>
+        </w:tc>
+        <w:tc>
+          <w:tcPr>
+            <w:tcW w:type="dxa" w:w="1860"/>
+            <w:tcBorders>
+              <w:top w:val="single" w:sz="4" w:color="999999"/>
+              <w:bottom w:val="single" w:sz="4" w:color="999999"/>
+            </w:tcBorders>
+          </w:tcPr>
+          <w:p>
+            <w:pPr>
+              <w:spacing w:after="40"/>
+            </w:pPr>
+            <w:r>
+              <w:rPr>
+                <w:b/>
+                <w:sz w:val="19"/>
+              </w:rPr>
+            </w:r>
+            <w:r>
+              <w:rPr>
+                <w:rFonts w:ascii="Malgun Gothic" w:hAnsi="Malgun Gothic" w:eastAsia="Malgun Gothic" w:cs="Malgun Gothic"/>
+                <w:b/>
+                <w:sz w:val="19"/>
+              </w:rPr>
+              <w:t>Markdown 원본</w:t>
+            </w:r>
+          </w:p>
+        </w:tc>
+        <w:tc>
+          <w:tcPr>
+            <w:tcW w:type="dxa" w:w="1860"/>
+            <w:tcBorders>
+              <w:top w:val="single" w:sz="4" w:color="999999"/>
+              <w:bottom w:val="single" w:sz="4" w:color="999999"/>
+            </w:tcBorders>
+          </w:tcPr>
+          <w:p>
+            <w:pPr>
+              <w:spacing w:after="40"/>
+            </w:pPr>
+            <w:r>
+              <w:rPr>
+                <w:b/>
+                <w:sz w:val="19"/>
+              </w:rPr>
+            </w:r>
+            <w:r>
+              <w:rPr>
+                <w:rFonts w:ascii="Malgun Gothic" w:hAnsi="Malgun Gothic" w:eastAsia="Malgun Gothic" w:cs="Malgun Gothic"/>
+                <w:b/>
+                <w:sz w:val="19"/>
+              </w:rPr>
+              <w:t>비고</w:t>
+            </w:r>
+          </w:p>
+        </w:tc>
+      </w:tr>
+      <w:tr>
+        <w:tc>
+          <w:tcPr>
+            <w:tcW w:type="dxa" w:w="1860"/>
+            <w:tcBorders>
+              <w:top w:val="single" w:sz="4" w:color="999999"/>
+              <w:bottom w:val="single" w:sz="4" w:color="999999"/>
+            </w:tcBorders>
+          </w:tcPr>
+          <w:p>
+            <w:pPr>
+              <w:spacing w:after="40"/>
+            </w:pPr>
+            <w:r>
+              <w:rPr>
+                <w:sz w:val="19"/>
+              </w:rPr>
+            </w:r>
+            <w:r>
+              <w:rPr>
+                <w:rFonts w:ascii="Malgun Gothic" w:hAnsi="Malgun Gothic" w:eastAsia="Malgun Gothic" w:cs="Malgun Gothic"/>
+                <w:b w:val="0"/>
+                <w:sz w:val="19"/>
+              </w:rPr>
+              <w:t>10-08 16:00</w:t>
+            </w:r>
+          </w:p>
+        </w:tc>
+        <w:tc>
+          <w:tcPr>
+            <w:tcW w:type="dxa" w:w="1860"/>
+            <w:tcBorders>
+              <w:top w:val="single" w:sz="4" w:color="999999"/>
+              <w:bottom w:val="single" w:sz="4" w:color="999999"/>
+            </w:tcBorders>
+          </w:tcPr>
+          <w:p>
+            <w:pPr>
+              <w:spacing w:after="40"/>
+            </w:pPr>
+            <w:r>
+              <w:rPr>
+                <w:sz w:val="19"/>
+              </w:rPr>
+            </w:r>
+            <w:r>
+              <w:rPr>
+                <w:rFonts w:ascii="Malgun Gothic" w:hAnsi="Malgun Gothic" w:eastAsia="Malgun Gothic" w:cs="Malgun Gothic"/>
+                <w:b w:val="0"/>
+                <w:sz w:val="19"/>
+              </w:rPr>
+              <w:t>핀테크 아이디어 공모전</w:t>
+            </w:r>
+          </w:p>
+        </w:tc>
+        <w:tc>
+          <w:tcPr>
+            <w:tcW w:type="dxa" w:w="1860"/>
+            <w:tcBorders>
+              <w:top w:val="single" w:sz="4" w:color="999999"/>
+              <w:bottom w:val="single" w:sz="4" w:color="999999"/>
+            </w:tcBorders>
+          </w:tcPr>
+          <w:p>
+            <w:pPr>
+              <w:spacing w:after="40"/>
+            </w:pPr>
+            <w:r>
+              <w:rPr>
+                <w:sz w:val="19"/>
+              </w:rPr>
+            </w:r>
+            <w:r>
+              <w:rPr>
+                <w:rFonts w:ascii="Malgun Gothic" w:hAnsi="Malgun Gothic" w:eastAsia="Malgun Gothic" w:cs="Malgun Gothic"/>
+                <w:b w:val="0"/>
+                <w:sz w:val="19"/>
+              </w:rPr>
+              <w:t>`_submit/04-fintech-submit-2026-10-06.docx`</w:t>
+            </w:r>
+          </w:p>
+        </w:tc>
+        <w:tc>
+          <w:tcPr>
+            <w:tcW w:type="dxa" w:w="1860"/>
+            <w:tcBorders>
+              <w:top w:val="single" w:sz="4" w:color="999999"/>
+              <w:bottom w:val="single" w:sz="4" w:color="999999"/>
+            </w:tcBorders>
+          </w:tcPr>
+          <w:p>
+            <w:pPr>
+              <w:spacing w:after="40"/>
+            </w:pPr>
+            <w:r>
+              <w:rPr>
+                <w:sz w:val="19"/>
+              </w:rPr>
+            </w:r>
+            <w:r>
+              <w:rPr>
+                <w:rFonts w:ascii="Malgun Gothic" w:hAnsi="Malgun Gothic" w:eastAsia="Malgun Gothic" w:cs="Malgun Gothic"/>
+                <w:b w:val="0"/>
+                <w:sz w:val="19"/>
+              </w:rPr>
+              <w:t>`04-fintech/draft.md`</w:t>
+            </w:r>
+          </w:p>
+        </w:tc>
+        <w:tc>
+          <w:tcPr>
+            <w:tcW w:type="dxa" w:w="1860"/>
+            <w:tcBorders>
+              <w:top w:val="single" w:sz="4" w:color="999999"/>
+              <w:bottom w:val="single" w:sz="4" w:color="999999"/>
+            </w:tcBorders>
+          </w:tcPr>
+          <w:p>
+            <w:pPr>
+              <w:spacing w:after="40"/>
+            </w:pPr>
+            <w:r>
+              <w:rPr>
+                <w:sz w:val="19"/>
+              </w:rPr>
+            </w:r>
+            <w:r>
+              <w:rPr>
+                <w:rFonts w:ascii="Malgun Gothic" w:hAnsi="Malgun Gothic" w:eastAsia="Malgun Gothic" w:cs="Malgun Gothic"/>
+                <w:b w:val="0"/>
+                <w:sz w:val="19"/>
+              </w:rPr>
+              <w:t>내부 주석 제거본</w:t>
+            </w:r>
+          </w:p>
+        </w:tc>
+      </w:tr>
+      <w:tr>
+        <w:tc>
+          <w:tcPr>
+            <w:tcW w:type="dxa" w:w="1860"/>
+            <w:tcBorders>
+              <w:top w:val="single" w:sz="4" w:color="999999"/>
+              <w:bottom w:val="single" w:sz="4" w:color="999999"/>
+            </w:tcBorders>
+          </w:tcPr>
+          <w:p>
+            <w:pPr>
+              <w:spacing w:after="40"/>
+            </w:pPr>
+            <w:r>
+              <w:rPr>
+                <w:sz w:val="19"/>
+              </w:rPr>
+            </w:r>
+            <w:r>
+              <w:rPr>
+                <w:rFonts w:ascii="Malgun Gothic" w:hAnsi="Malgun Gothic" w:eastAsia="Malgun Gothic" w:cs="Malgun Gothic"/>
+                <w:b w:val="0"/>
+                <w:sz w:val="19"/>
+              </w:rPr>
+              <w:t>10-11 23:59</w:t>
+            </w:r>
+          </w:p>
+        </w:tc>
+        <w:tc>
+          <w:tcPr>
+            <w:tcW w:type="dxa" w:w="1860"/>
+            <w:tcBorders>
+              <w:top w:val="single" w:sz="4" w:color="999999"/>
+              <w:bottom w:val="single" w:sz="4" w:color="999999"/>
+            </w:tcBorders>
+          </w:tcPr>
+          <w:p>
+            <w:pPr>
+              <w:spacing w:after="40"/>
+            </w:pPr>
+            <w:r>
+              <w:rPr>
+                <w:sz w:val="19"/>
+              </w:rPr>
+            </w:r>
+            <w:r>
+              <w:rPr>
+                <w:rFonts w:ascii="Malgun Gothic" w:hAnsi="Malgun Gothic" w:eastAsia="Malgun Gothic" w:cs="Malgun Gothic"/>
+                <w:b w:val="0"/>
+                <w:sz w:val="19"/>
+              </w:rPr>
+              <w:t>DIC2026 예비창업자</w:t>
+            </w:r>
+          </w:p>
+        </w:tc>
+        <w:tc>
+          <w:tcPr>
+            <w:tcW w:type="dxa" w:w="1860"/>
+            <w:tcBorders>
+              <w:top w:val="single" w:sz="4" w:color="999999"/>
+              <w:bottom w:val="single" w:sz="4" w:color="999999"/>
+            </w:tcBorders>
+          </w:tcPr>
+          <w:p>
+            <w:pPr>
+              <w:spacing w:after="40"/>
+            </w:pPr>
+            <w:r>
+              <w:rPr>
+                <w:sz w:val="19"/>
+              </w:rPr>
+            </w:r>
+            <w:r>
+              <w:rPr>
+                <w:rFonts w:ascii="Malgun Gothic" w:hAnsi="Malgun Gothic" w:eastAsia="Malgun Gothic" w:cs="Malgun Gothic"/>
+                <w:b w:val="0"/>
+                <w:sz w:val="19"/>
+              </w:rPr>
+              <w:t>`_submit/10-dic2026-plan-2026-10-06.docx`</w:t>
+            </w:r>
+          </w:p>
+        </w:tc>
+        <w:tc>
+          <w:tcPr>
+            <w:tcW w:type="dxa" w:w="1860"/>
+            <w:tcBorders>
+              <w:top w:val="single" w:sz="4" w:color="999999"/>
+              <w:bottom w:val="single" w:sz="4" w:color="999999"/>
+            </w:tcBorders>
+          </w:tcPr>
+          <w:p>
+            <w:pPr>
+              <w:spacing w:after="40"/>
+            </w:pPr>
+            <w:r>
+              <w:rPr>
+                <w:sz w:val="19"/>
+              </w:rPr>
+            </w:r>
+            <w:r>
+              <w:rPr>
+                <w:rFonts w:ascii="Malgun Gothic" w:hAnsi="Malgun Gothic" w:eastAsia="Malgun Gothic" w:cs="Malgun Gothic"/>
+                <w:b w:val="0"/>
+                <w:sz w:val="19"/>
+              </w:rPr>
+              <w:t>`10-dic2026/draft.md`</w:t>
+            </w:r>
+          </w:p>
+        </w:tc>
+        <w:tc>
+          <w:tcPr>
+            <w:tcW w:type="dxa" w:w="1860"/>
+            <w:tcBorders>
+              <w:top w:val="single" w:sz="4" w:color="999999"/>
+              <w:bottom w:val="single" w:sz="4" w:color="999999"/>
+            </w:tcBorders>
+          </w:tcPr>
+          <w:p>
+            <w:pPr>
+              <w:spacing w:after="40"/>
+            </w:pPr>
+            <w:r>
+              <w:rPr>
+                <w:sz w:val="19"/>
+              </w:rPr>
+            </w:r>
+            <w:r>
+              <w:rPr>
+                <w:rFonts w:ascii="Malgun Gothic" w:hAnsi="Malgun Gothic" w:eastAsia="Malgun Gothic" w:cs="Malgun Gothic"/>
+                <w:b w:val="0"/>
+                <w:sz w:val="19"/>
+              </w:rPr>
+              <w:t>대표자 이력·캡처 자리 표시</w:t>
+            </w:r>
+          </w:p>
+        </w:tc>
+      </w:tr>
+      <w:tr>
+        <w:tc>
+          <w:tcPr>
+            <w:tcW w:type="dxa" w:w="1860"/>
+            <w:tcBorders>
+              <w:top w:val="single" w:sz="4" w:color="999999"/>
+              <w:bottom w:val="single" w:sz="4" w:color="999999"/>
+            </w:tcBorders>
+          </w:tcPr>
+          <w:p>
+            <w:pPr>
+              <w:spacing w:after="40"/>
+            </w:pPr>
+            <w:r>
+              <w:rPr>
+                <w:sz w:val="19"/>
+              </w:rPr>
+            </w:r>
+            <w:r>
+              <w:rPr>
+                <w:rFonts w:ascii="Malgun Gothic" w:hAnsi="Malgun Gothic" w:eastAsia="Malgun Gothic" w:cs="Malgun Gothic"/>
+                <w:b w:val="0"/>
+                <w:sz w:val="19"/>
+              </w:rPr>
+              <w:t>11-03</w:t>
+            </w:r>
+          </w:p>
+        </w:tc>
+        <w:tc>
+          <w:tcPr>
+            <w:tcW w:type="dxa" w:w="1860"/>
+            <w:tcBorders>
+              <w:top w:val="single" w:sz="4" w:color="999999"/>
+              <w:bottom w:val="single" w:sz="4" w:color="999999"/>
+            </w:tcBorders>
+          </w:tcPr>
+          <w:p>
+            <w:pPr>
+              <w:spacing w:after="40"/>
+            </w:pPr>
+            <w:r>
+              <w:rPr>
+                <w:sz w:val="19"/>
+              </w:rPr>
+            </w:r>
+            <w:r>
+              <w:rPr>
+                <w:rFonts w:ascii="Malgun Gothic" w:hAnsi="Malgun Gothic" w:eastAsia="Malgun Gothic" w:cs="Malgun Gothic"/>
+                <w:b w:val="0"/>
+                <w:sz w:val="19"/>
+              </w:rPr>
+              <w:t>사회문제 해결 챌린지 상세기획서</w:t>
+            </w:r>
+          </w:p>
+        </w:tc>
+        <w:tc>
+          <w:tcPr>
+            <w:tcW w:type="dxa" w:w="1860"/>
+            <w:tcBorders>
+              <w:top w:val="single" w:sz="4" w:color="999999"/>
+              <w:bottom w:val="single" w:sz="4" w:color="999999"/>
+            </w:tcBorders>
+          </w:tcPr>
+          <w:p>
+            <w:pPr>
+              <w:spacing w:after="40"/>
+            </w:pPr>
+            <w:r>
+              <w:rPr>
+                <w:sz w:val="19"/>
+              </w:rPr>
+            </w:r>
+            <w:r>
+              <w:rPr>
+                <w:rFonts w:ascii="Malgun Gothic" w:hAnsi="Malgun Gothic" w:eastAsia="Malgun Gothic" w:cs="Malgun Gothic"/>
+                <w:b w:val="0"/>
+                <w:sz w:val="19"/>
+              </w:rPr>
+              <w:t>`_submit/09-detailed-plan-2026-10-06.docx`</w:t>
+            </w:r>
+          </w:p>
+        </w:tc>
+        <w:tc>
+          <w:tcPr>
+            <w:tcW w:type="dxa" w:w="1860"/>
+            <w:tcBorders>
+              <w:top w:val="single" w:sz="4" w:color="999999"/>
+              <w:bottom w:val="single" w:sz="4" w:color="999999"/>
+            </w:tcBorders>
+          </w:tcPr>
+          <w:p>
+            <w:pPr>
+              <w:spacing w:after="40"/>
+            </w:pPr>
+            <w:r>
+              <w:rPr>
+                <w:sz w:val="19"/>
+              </w:rPr>
+            </w:r>
+            <w:r>
+              <w:rPr>
+                <w:rFonts w:ascii="Malgun Gothic" w:hAnsi="Malgun Gothic" w:eastAsia="Malgun Gothic" w:cs="Malgun Gothic"/>
+                <w:b w:val="0"/>
+                <w:sz w:val="19"/>
+              </w:rPr>
+              <w:t>`09-digitalsolveup/detailed-plan.md`</w:t>
+            </w:r>
+          </w:p>
+        </w:tc>
+        <w:tc>
+          <w:tcPr>
+            <w:tcW w:type="dxa" w:w="1860"/>
+            <w:tcBorders>
+              <w:top w:val="single" w:sz="4" w:color="999999"/>
+              <w:bottom w:val="single" w:sz="4" w:color="999999"/>
+            </w:tcBorders>
+          </w:tcPr>
+          <w:p>
+            <w:pPr>
+              <w:spacing w:after="40"/>
+            </w:pPr>
+            <w:r>
+              <w:rPr>
+                <w:sz w:val="19"/>
+              </w:rPr>
+            </w:r>
+            <w:r>
+              <w:rPr>
+                <w:rFonts w:ascii="Malgun Gothic" w:hAnsi="Malgun Gothic" w:eastAsia="Malgun Gothic" w:cs="Malgun Gothic"/>
+                <w:b w:val="0"/>
+                <w:sz w:val="19"/>
+              </w:rPr>
+              <w:t>캡처 자리 표시</w:t>
+            </w:r>
+          </w:p>
+        </w:tc>
+      </w:tr>
+      <w:tr>
+        <w:tc>
+          <w:tcPr>
+            <w:tcW w:type="dxa" w:w="1860"/>
+            <w:tcBorders>
+              <w:top w:val="single" w:sz="4" w:color="999999"/>
+              <w:bottom w:val="single" w:sz="4" w:color="999999"/>
+            </w:tcBorders>
+          </w:tcPr>
+          <w:p>
+            <w:pPr>
+              <w:spacing w:after="40"/>
+            </w:pPr>
+            <w:r>
+              <w:rPr>
+                <w:sz w:val="19"/>
+              </w:rPr>
+            </w:r>
+            <w:r>
+              <w:rPr>
+                <w:rFonts w:ascii="Malgun Gothic" w:hAnsi="Malgun Gothic" w:eastAsia="Malgun Gothic" w:cs="Malgun Gothic"/>
+                <w:b w:val="0"/>
+                <w:sz w:val="19"/>
+              </w:rPr>
+              <w:t>11-25</w:t>
+            </w:r>
+          </w:p>
+        </w:tc>
+        <w:tc>
+          <w:tcPr>
+            <w:tcW w:type="dxa" w:w="1860"/>
+            <w:tcBorders>
+              <w:top w:val="single" w:sz="4" w:color="999999"/>
+              <w:bottom w:val="single" w:sz="4" w:color="999999"/>
+            </w:tcBorders>
+          </w:tcPr>
+          <w:p>
+            <w:pPr>
+              <w:spacing w:after="40"/>
+            </w:pPr>
+            <w:r>
+              <w:rPr>
+                <w:sz w:val="19"/>
+              </w:rPr>
+            </w:r>
+            <w:r>
+              <w:rPr>
+                <w:rFonts w:ascii="Malgun Gothic" w:hAnsi="Malgun Gothic" w:eastAsia="Malgun Gothic" w:cs="Malgun Gothic"/>
+                <w:b w:val="0"/>
+                <w:sz w:val="19"/>
+              </w:rPr>
+              <w:t>KISTI 문제발굴</w:t>
+            </w:r>
+          </w:p>
+        </w:tc>
+        <w:tc>
+          <w:tcPr>
+            <w:tcW w:type="dxa" w:w="1860"/>
+            <w:tcBorders>
+              <w:top w:val="single" w:sz="4" w:color="999999"/>
+              <w:bottom w:val="single" w:sz="4" w:color="999999"/>
+            </w:tcBorders>
+          </w:tcPr>
+          <w:p>
+            <w:pPr>
+              <w:spacing w:after="40"/>
+            </w:pPr>
+            <w:r>
+              <w:rPr>
+                <w:sz w:val="19"/>
+              </w:rPr>
+            </w:r>
+            <w:r>
+              <w:rPr>
+                <w:rFonts w:ascii="Malgun Gothic" w:hAnsi="Malgun Gothic" w:eastAsia="Malgun Gothic" w:cs="Malgun Gothic"/>
+                <w:b w:val="0"/>
+                <w:sz w:val="19"/>
+              </w:rPr>
+              <w:t>`_submit/13-kisti-problem-discovery-2026-10-06.docx`</w:t>
+            </w:r>
+          </w:p>
+        </w:tc>
+        <w:tc>
+          <w:tcPr>
+            <w:tcW w:type="dxa" w:w="1860"/>
+            <w:tcBorders>
+              <w:top w:val="single" w:sz="4" w:color="999999"/>
+              <w:bottom w:val="single" w:sz="4" w:color="999999"/>
+            </w:tcBorders>
+          </w:tcPr>
+          <w:p>
+            <w:pPr>
+              <w:spacing w:after="40"/>
+            </w:pPr>
+            <w:r>
+              <w:rPr>
+                <w:sz w:val="19"/>
+              </w:rPr>
+            </w:r>
+            <w:r>
+              <w:rPr>
+                <w:rFonts w:ascii="Malgun Gothic" w:hAnsi="Malgun Gothic" w:eastAsia="Malgun Gothic" w:cs="Malgun Gothic"/>
+                <w:b w:val="0"/>
+                <w:sz w:val="19"/>
+              </w:rPr>
+              <w:t>`13-kisti/problem-discovery.md`</w:t>
+            </w:r>
+          </w:p>
+        </w:tc>
+        <w:tc>
+          <w:tcPr>
+            <w:tcW w:type="dxa" w:w="1860"/>
+            <w:tcBorders>
+              <w:top w:val="single" w:sz="4" w:color="999999"/>
+              <w:bottom w:val="single" w:sz="4" w:color="999999"/>
+            </w:tcBorders>
+          </w:tcPr>
+          <w:p>
+            <w:pPr>
+              <w:spacing w:after="40"/>
+            </w:pPr>
+            <w:r>
+              <w:rPr>
+                <w:sz w:val="19"/>
+              </w:rPr>
+            </w:r>
+            <w:r>
+              <w:rPr>
+                <w:rFonts w:ascii="Malgun Gothic" w:hAnsi="Malgun Gothic" w:eastAsia="Malgun Gothic" w:cs="Malgun Gothic"/>
+                <w:b w:val="0"/>
+                <w:sz w:val="19"/>
+              </w:rPr>
+              <w:t>규정 확인 전 제출 금지</w:t>
+            </w:r>
+          </w:p>
+        </w:tc>
+      </w:tr>
+      <w:tr>
+        <w:tc>
+          <w:tcPr>
+            <w:tcW w:type="dxa" w:w="1860"/>
+            <w:tcBorders>
+              <w:top w:val="single" w:sz="4" w:color="999999"/>
+              <w:bottom w:val="single" w:sz="4" w:color="999999"/>
+            </w:tcBorders>
+          </w:tcPr>
+          <w:p>
+            <w:pPr>
+              <w:spacing w:after="40"/>
+            </w:pPr>
+            <w:r>
+              <w:rPr>
+                <w:sz w:val="19"/>
+              </w:rPr>
+            </w:r>
+            <w:r>
+              <w:rPr>
+                <w:rFonts w:ascii="Malgun Gothic" w:hAnsi="Malgun Gothic" w:eastAsia="Malgun Gothic" w:cs="Malgun Gothic"/>
+                <w:b w:val="0"/>
+                <w:sz w:val="19"/>
+              </w:rPr>
+              <w:t>11-25</w:t>
+            </w:r>
+          </w:p>
+        </w:tc>
+        <w:tc>
+          <w:tcPr>
+            <w:tcW w:type="dxa" w:w="1860"/>
+            <w:tcBorders>
+              <w:top w:val="single" w:sz="4" w:color="999999"/>
+              <w:bottom w:val="single" w:sz="4" w:color="999999"/>
+            </w:tcBorders>
+          </w:tcPr>
+          <w:p>
+            <w:pPr>
+              <w:spacing w:after="40"/>
+            </w:pPr>
+            <w:r>
+              <w:rPr>
+                <w:sz w:val="19"/>
+              </w:rPr>
+            </w:r>
+            <w:r>
+              <w:rPr>
+                <w:rFonts w:ascii="Malgun Gothic" w:hAnsi="Malgun Gothic" w:eastAsia="Malgun Gothic" w:cs="Malgun Gothic"/>
+                <w:b w:val="0"/>
+                <w:sz w:val="19"/>
+              </w:rPr>
+              <w:t>KISTI 문제해결</w:t>
+            </w:r>
+          </w:p>
+        </w:tc>
+        <w:tc>
+          <w:tcPr>
+            <w:tcW w:type="dxa" w:w="1860"/>
+            <w:tcBorders>
+              <w:top w:val="single" w:sz="4" w:color="999999"/>
+              <w:bottom w:val="single" w:sz="4" w:color="999999"/>
+            </w:tcBorders>
+          </w:tcPr>
+          <w:p>
+            <w:pPr>
+              <w:spacing w:after="40"/>
+            </w:pPr>
+            <w:r>
+              <w:rPr>
+                <w:sz w:val="19"/>
+              </w:rPr>
+            </w:r>
+            <w:r>
+              <w:rPr>
+                <w:rFonts w:ascii="Malgun Gothic" w:hAnsi="Malgun Gothic" w:eastAsia="Malgun Gothic" w:cs="Malgun Gothic"/>
+                <w:b w:val="0"/>
+                <w:sz w:val="19"/>
+              </w:rPr>
+              <w:t>`_submit/13-kisti-problem-solving-2026-10-06.docx`</w:t>
+            </w:r>
+          </w:p>
+        </w:tc>
+        <w:tc>
+          <w:tcPr>
+            <w:tcW w:type="dxa" w:w="1860"/>
+            <w:tcBorders>
+              <w:top w:val="single" w:sz="4" w:color="999999"/>
+              <w:bottom w:val="single" w:sz="4" w:color="999999"/>
+            </w:tcBorders>
+          </w:tcPr>
+          <w:p>
+            <w:pPr>
+              <w:spacing w:after="40"/>
+            </w:pPr>
+            <w:r>
+              <w:rPr>
+                <w:sz w:val="19"/>
+              </w:rPr>
+            </w:r>
+            <w:r>
+              <w:rPr>
+                <w:rFonts w:ascii="Malgun Gothic" w:hAnsi="Malgun Gothic" w:eastAsia="Malgun Gothic" w:cs="Malgun Gothic"/>
+                <w:b w:val="0"/>
+                <w:sz w:val="19"/>
+              </w:rPr>
+              <w:t>`13-kisti/problem-solving.md`</w:t>
+            </w:r>
+          </w:p>
+        </w:tc>
+        <w:tc>
+          <w:tcPr>
+            <w:tcW w:type="dxa" w:w="1860"/>
+            <w:tcBorders>
+              <w:top w:val="single" w:sz="4" w:color="999999"/>
+              <w:bottom w:val="single" w:sz="4" w:color="999999"/>
+            </w:tcBorders>
+          </w:tcPr>
+          <w:p>
+            <w:pPr>
+              <w:spacing w:after="40"/>
+            </w:pPr>
+            <w:r>
+              <w:rPr>
+                <w:sz w:val="19"/>
+              </w:rPr>
+            </w:r>
+            <w:r>
+              <w:rPr>
+                <w:rFonts w:ascii="Malgun Gothic" w:hAnsi="Malgun Gothic" w:eastAsia="Malgun Gothic" w:cs="Malgun Gothic"/>
+                <w:b w:val="0"/>
+                <w:sz w:val="19"/>
+              </w:rPr>
+              <w:t>규정·KIIT 중복 확인 전 제출 금지</w:t>
+            </w:r>
+          </w:p>
+        </w:tc>
+      </w:tr>
+      <w:tr>
+        <w:tc>
+          <w:tcPr>
+            <w:tcW w:type="dxa" w:w="1860"/>
+            <w:tcBorders>
+              <w:top w:val="single" w:sz="4" w:color="999999"/>
+              <w:bottom w:val="single" w:sz="4" w:color="999999"/>
+            </w:tcBorders>
+          </w:tcPr>
+          <w:p>
+            <w:pPr>
+              <w:spacing w:after="40"/>
+            </w:pPr>
+            <w:r>
+              <w:rPr>
+                <w:sz w:val="19"/>
+              </w:rPr>
+            </w:r>
+            <w:r>
+              <w:rPr>
+                <w:rFonts w:ascii="Malgun Gothic" w:hAnsi="Malgun Gothic" w:eastAsia="Malgun Gothic" w:cs="Malgun Gothic"/>
+                <w:b w:val="0"/>
+                <w:sz w:val="19"/>
+              </w:rPr>
+              <w:t>공고 대기</w:t>
+            </w:r>
+          </w:p>
+        </w:tc>
+        <w:tc>
+          <w:tcPr>
+            <w:tcW w:type="dxa" w:w="1860"/>
+            <w:tcBorders>
+              <w:top w:val="single" w:sz="4" w:color="999999"/>
+              <w:bottom w:val="single" w:sz="4" w:color="999999"/>
+            </w:tcBorders>
+          </w:tcPr>
+          <w:p>
+            <w:pPr>
+              <w:spacing w:after="40"/>
+            </w:pPr>
+            <w:r>
+              <w:rPr>
+                <w:sz w:val="19"/>
+              </w:rPr>
+            </w:r>
+            <w:r>
+              <w:rPr>
+                <w:rFonts w:ascii="Malgun Gothic" w:hAnsi="Malgun Gothic" w:eastAsia="Malgun Gothic" w:cs="Malgun Gothic"/>
+                <w:b w:val="0"/>
+                <w:sz w:val="19"/>
+              </w:rPr>
+              <w:t>부동산원 논문 공모 제안서</w:t>
+            </w:r>
+          </w:p>
+        </w:tc>
+        <w:tc>
+          <w:tcPr>
+            <w:tcW w:type="dxa" w:w="1860"/>
+            <w:tcBorders>
+              <w:top w:val="single" w:sz="4" w:color="999999"/>
+              <w:bottom w:val="single" w:sz="4" w:color="999999"/>
+            </w:tcBorders>
+          </w:tcPr>
+          <w:p>
+            <w:pPr>
+              <w:spacing w:after="40"/>
+            </w:pPr>
+            <w:r>
+              <w:rPr>
+                <w:sz w:val="19"/>
+              </w:rPr>
+            </w:r>
+            <w:r>
+              <w:rPr>
+                <w:rFonts w:ascii="Malgun Gothic" w:hAnsi="Malgun Gothic" w:eastAsia="Malgun Gothic" w:cs="Malgun Gothic"/>
+                <w:b w:val="0"/>
+                <w:sz w:val="19"/>
+              </w:rPr>
+              <w:t>`11-reb-paper/proposal-2026-10-06.docx`</w:t>
+            </w:r>
+          </w:p>
+        </w:tc>
+        <w:tc>
+          <w:tcPr>
+            <w:tcW w:type="dxa" w:w="1860"/>
+            <w:tcBorders>
+              <w:top w:val="single" w:sz="4" w:color="999999"/>
+              <w:bottom w:val="single" w:sz="4" w:color="999999"/>
+            </w:tcBorders>
+          </w:tcPr>
+          <w:p>
+            <w:pPr>
+              <w:spacing w:after="40"/>
+            </w:pPr>
+            <w:r>
+              <w:rPr>
+                <w:sz w:val="19"/>
+              </w:rPr>
+            </w:r>
+            <w:r>
+              <w:rPr>
+                <w:rFonts w:ascii="Malgun Gothic" w:hAnsi="Malgun Gothic" w:eastAsia="Malgun Gothic" w:cs="Malgun Gothic"/>
+                <w:b w:val="0"/>
+                <w:sz w:val="19"/>
+              </w:rPr>
+              <w:t>`11-reb-paper/proposal.md`</w:t>
+            </w:r>
+          </w:p>
+        </w:tc>
+        <w:tc>
+          <w:tcPr>
+            <w:tcW w:type="dxa" w:w="1860"/>
+            <w:tcBorders>
+              <w:top w:val="single" w:sz="4" w:color="999999"/>
+              <w:bottom w:val="single" w:sz="4" w:color="999999"/>
+            </w:tcBorders>
+          </w:tcPr>
+          <w:p>
+            <w:pPr>
+              <w:spacing w:after="40"/>
+            </w:pPr>
+            <w:r>
+              <w:rPr>
+                <w:sz w:val="19"/>
+              </w:rPr>
+            </w:r>
+            <w:r>
+              <w:rPr>
+                <w:rFonts w:ascii="Malgun Gothic" w:hAnsi="Malgun Gothic" w:eastAsia="Malgun Gothic" w:cs="Malgun Gothic"/>
+                <w:b w:val="0"/>
+                <w:sz w:val="19"/>
+              </w:rPr>
+              <w:t>제2회 일정 기준 가설</w:t>
+            </w:r>
+          </w:p>
+        </w:tc>
+      </w:tr>
+      <w:tr>
+        <w:tc>
+          <w:tcPr>
+            <w:tcW w:type="dxa" w:w="1860"/>
+            <w:tcBorders>
+              <w:top w:val="single" w:sz="4" w:color="999999"/>
+              <w:bottom w:val="single" w:sz="4" w:color="999999"/>
+            </w:tcBorders>
+          </w:tcPr>
+          <w:p>
+            <w:pPr>
+              <w:spacing w:after="40"/>
+            </w:pPr>
+            <w:r>
+              <w:rPr>
+                <w:sz w:val="19"/>
+              </w:rPr>
+            </w:r>
+            <w:r>
+              <w:rPr>
+                <w:rFonts w:ascii="Malgun Gothic" w:hAnsi="Malgun Gothic" w:eastAsia="Malgun Gothic" w:cs="Malgun Gothic"/>
+                <w:b w:val="0"/>
+                <w:sz w:val="19"/>
+              </w:rPr>
+              <w:t>참고</w:t>
+            </w:r>
+          </w:p>
+        </w:tc>
+        <w:tc>
+          <w:tcPr>
+            <w:tcW w:type="dxa" w:w="1860"/>
+            <w:tcBorders>
+              <w:top w:val="single" w:sz="4" w:color="999999"/>
+              <w:bottom w:val="single" w:sz="4" w:color="999999"/>
+            </w:tcBorders>
+          </w:tcPr>
+          <w:p>
+            <w:pPr>
+              <w:spacing w:after="40"/>
+            </w:pPr>
+            <w:r>
+              <w:rPr>
+                <w:sz w:val="19"/>
+              </w:rPr>
+            </w:r>
+            <w:r>
+              <w:rPr>
+                <w:rFonts w:ascii="Malgun Gothic" w:hAnsi="Malgun Gothic" w:eastAsia="Malgun Gothic" w:cs="Malgun Gothic"/>
+                <w:b w:val="0"/>
+                <w:sz w:val="19"/>
+              </w:rPr>
+              <w:t>공고 대기·다음 시즌 준비 키트</w:t>
+            </w:r>
+          </w:p>
+        </w:tc>
+        <w:tc>
+          <w:tcPr>
+            <w:tcW w:type="dxa" w:w="1860"/>
+            <w:tcBorders>
+              <w:top w:val="single" w:sz="4" w:color="999999"/>
+              <w:bottom w:val="single" w:sz="4" w:color="999999"/>
+            </w:tcBorders>
+          </w:tcPr>
+          <w:p>
+            <w:pPr>
+              <w:spacing w:after="40"/>
+            </w:pPr>
+            <w:r>
+              <w:rPr>
+                <w:sz w:val="19"/>
+              </w:rPr>
+            </w:r>
+            <w:r>
+              <w:rPr>
+                <w:rFonts w:ascii="Malgun Gothic" w:hAnsi="Malgun Gothic" w:eastAsia="Malgun Gothic" w:cs="Malgun Gothic"/>
+                <w:b w:val="0"/>
+                <w:sz w:val="19"/>
+              </w:rPr>
+              <w:t>`12-upcoming/upcoming-kit-2026-10-06.docx`</w:t>
+            </w:r>
+          </w:p>
+        </w:tc>
+        <w:tc>
+          <w:tcPr>
+            <w:tcW w:type="dxa" w:w="1860"/>
+            <w:tcBorders>
+              <w:top w:val="single" w:sz="4" w:color="999999"/>
+              <w:bottom w:val="single" w:sz="4" w:color="999999"/>
+            </w:tcBorders>
+          </w:tcPr>
+          <w:p>
+            <w:pPr>
+              <w:spacing w:after="40"/>
+            </w:pPr>
+            <w:r>
+              <w:rPr>
+                <w:sz w:val="19"/>
+              </w:rPr>
+            </w:r>
+            <w:r>
+              <w:rPr>
+                <w:rFonts w:ascii="Malgun Gothic" w:hAnsi="Malgun Gothic" w:eastAsia="Malgun Gothic" w:cs="Malgun Gothic"/>
+                <w:b w:val="0"/>
+                <w:sz w:val="19"/>
+              </w:rPr>
+              <w:t>`12-upcoming/upcoming-kit.md`</w:t>
+            </w:r>
+          </w:p>
+        </w:tc>
+        <w:tc>
+          <w:tcPr>
+            <w:tcW w:type="dxa" w:w="1860"/>
+            <w:tcBorders>
+              <w:top w:val="single" w:sz="4" w:color="999999"/>
+              <w:bottom w:val="single" w:sz="4" w:color="999999"/>
+            </w:tcBorders>
+          </w:tcPr>
+          <w:p>
+            <w:pPr>
+              <w:spacing w:after="40"/>
+            </w:pPr>
+            <w:r>
+              <w:rPr>
+                <w:sz w:val="19"/>
+              </w:rPr>
+            </w:r>
+          </w:p>
+        </w:tc>
+      </w:tr>
+      <w:tr>
+        <w:tc>
+          <w:tcPr>
+            <w:tcW w:type="dxa" w:w="1860"/>
+            <w:tcBorders>
+              <w:top w:val="single" w:sz="4" w:color="999999"/>
+              <w:bottom w:val="single" w:sz="4" w:color="999999"/>
+            </w:tcBorders>
+          </w:tcPr>
+          <w:p>
+            <w:pPr>
+              <w:spacing w:after="40"/>
+            </w:pPr>
+            <w:r>
+              <w:rPr>
+                <w:sz w:val="19"/>
+              </w:rPr>
+            </w:r>
+            <w:r>
+              <w:rPr>
+                <w:rFonts w:ascii="Malgun Gothic" w:hAnsi="Malgun Gothic" w:eastAsia="Malgun Gothic" w:cs="Malgun Gothic"/>
+                <w:b w:val="0"/>
+                <w:sz w:val="19"/>
+              </w:rPr>
+              <w:t>참고</w:t>
+            </w:r>
+          </w:p>
+        </w:tc>
+        <w:tc>
+          <w:tcPr>
+            <w:tcW w:type="dxa" w:w="1860"/>
+            <w:tcBorders>
+              <w:top w:val="single" w:sz="4" w:color="999999"/>
+              <w:bottom w:val="single" w:sz="4" w:color="999999"/>
+            </w:tcBorders>
+          </w:tcPr>
+          <w:p>
+            <w:pPr>
+              <w:spacing w:after="40"/>
+            </w:pPr>
+            <w:r>
+              <w:rPr>
+                <w:sz w:val="19"/>
+              </w:rPr>
+            </w:r>
+            <w:r>
+              <w:rPr>
+                <w:rFonts w:ascii="Malgun Gothic" w:hAnsi="Malgun Gothic" w:eastAsia="Malgun Gothic" w:cs="Malgun Gothic"/>
+                <w:b w:val="0"/>
+                <w:sz w:val="19"/>
+              </w:rPr>
+              <w:t>이 문서</w:t>
+            </w:r>
+          </w:p>
+        </w:tc>
+        <w:tc>
+          <w:tcPr>
+            <w:tcW w:type="dxa" w:w="1860"/>
+            <w:tcBorders>
+              <w:top w:val="single" w:sz="4" w:color="999999"/>
+              <w:bottom w:val="single" w:sz="4" w:color="999999"/>
+            </w:tcBorders>
+          </w:tcPr>
+          <w:p>
+            <w:pPr>
+              <w:spacing w:after="40"/>
+            </w:pPr>
+            <w:r>
+              <w:rPr>
+                <w:sz w:val="19"/>
+              </w:rPr>
+            </w:r>
+            <w:r>
+              <w:rPr>
+                <w:rFonts w:ascii="Malgun Gothic" w:hAnsi="Malgun Gothic" w:eastAsia="Malgun Gothic" w:cs="Malgun Gothic"/>
+                <w:b w:val="0"/>
+                <w:sz w:val="19"/>
+              </w:rPr>
+              <w:t>`submission-pack-2026-10-06.docx`</w:t>
+            </w:r>
+          </w:p>
+        </w:tc>
+        <w:tc>
+          <w:tcPr>
+            <w:tcW w:type="dxa" w:w="1860"/>
+            <w:tcBorders>
+              <w:top w:val="single" w:sz="4" w:color="999999"/>
+              <w:bottom w:val="single" w:sz="4" w:color="999999"/>
+            </w:tcBorders>
+          </w:tcPr>
+          <w:p>
+            <w:pPr>
+              <w:spacing w:after="40"/>
+            </w:pPr>
+            <w:r>
+              <w:rPr>
+                <w:sz w:val="19"/>
+              </w:rPr>
+            </w:r>
+            <w:r>
+              <w:rPr>
+                <w:rFonts w:ascii="Malgun Gothic" w:hAnsi="Malgun Gothic" w:eastAsia="Malgun Gothic" w:cs="Malgun Gothic"/>
+                <w:b w:val="0"/>
+                <w:sz w:val="19"/>
+              </w:rPr>
+              <w:t>`submission-pack-2026-10-06.md`</w:t>
+            </w:r>
+          </w:p>
+        </w:tc>
+        <w:tc>
+          <w:tcPr>
+            <w:tcW w:type="dxa" w:w="1860"/>
+            <w:tcBorders>
+              <w:top w:val="single" w:sz="4" w:color="999999"/>
+              <w:bottom w:val="single" w:sz="4" w:color="999999"/>
+            </w:tcBorders>
+          </w:tcPr>
+          <w:p>
+            <w:pPr>
+              <w:spacing w:after="40"/>
+            </w:pPr>
+            <w:r>
+              <w:rPr>
+                <w:sz w:val="19"/>
+              </w:rPr>
+            </w:r>
+          </w:p>
+        </w:tc>
+      </w:tr>
+    </w:tbl>
+    <w:p/>
+    <w:p>
+      <w:r>
+        <w:rPr>
+          <w:rFonts w:ascii="Malgun Gothic" w:hAnsi="Malgun Gothic" w:eastAsia="Malgun Gothic" w:cs="Malgun Gothic"/>
+          <w:b w:val="0"/>
+        </w:rPr>
+        <w:t>Word 본이 없는 것: KIIT 원고(`docs/papers/kiit/paper-platform-kiit.md` · 서식·저자·문헌이 남아 있어 변환 보류) · LX 원고 · 학회 논문 전반.</w:t>
+      </w:r>
+    </w:p>
+    <w:p>
+      <w:pPr>
+        <w:pStyle w:val="Heading1"/>
+      </w:pPr>
+      <w:r>
+        <w:rPr>
+          <w:rFonts w:ascii="Malgun Gothic" w:hAnsi="Malgun Gothic" w:eastAsia="Malgun Gothic" w:cs="Malgun Gothic"/>
+          <w:b w:val="0"/>
+        </w:rPr>
         <w:t>이번 세션에서 바뀐 파일</w:t>
       </w:r>
     </w:p>
@@ -3707,7 +4973,7 @@
           <w:rFonts w:ascii="Malgun Gothic" w:hAnsi="Malgun Gothic" w:eastAsia="Malgun Gothic" w:cs="Malgun Gothic"/>
           <w:b w:val="0"/>
         </w:rPr>
-        <w:t>신규: `_submit/04-fintech-submit-2026-10-06.md` · `10-dic2026/draft.md` · `09-digitalsolveup/detailed-plan.md` · 이 문서</w:t>
+        <w:t>신규 원고: `_submit/` 의 제출본 3건 · `10-dic2026/draft.md` · `09-digitalsolveup/detailed-plan.md` · `11-reb-paper/proposal.md` · `12-upcoming/upcoming-kit.md` · `13-kisti/` 2건 · 이 문서</w:t>
       </w:r>
     </w:p>
     <w:p>
@@ -3719,7 +4985,19 @@
           <w:rFonts w:ascii="Malgun Gothic" w:hAnsi="Malgun Gothic" w:eastAsia="Malgun Gothic" w:cs="Malgun Gothic"/>
           <w:b w:val="0"/>
         </w:rPr>
-        <w:t>수정: `docs/papers/kiit/paper-platform-kiit.md` (초록·결론·한계·부록)</w:t>
+        <w:t>신규 도구: `scripts/build_apply_docx.py`</w:t>
+      </w:r>
+    </w:p>
+    <w:p>
+      <w:pPr>
+        <w:pStyle w:val="ListBullet"/>
+      </w:pPr>
+      <w:r>
+        <w:rPr>
+          <w:rFonts w:ascii="Malgun Gothic" w:hAnsi="Malgun Gothic" w:eastAsia="Malgun Gothic" w:cs="Malgun Gothic"/>
+          <w:b w:val="0"/>
+        </w:rPr>
+        <w:t>수정: `docs/papers/kiit/paper-platform-kiit.md` (초록·결론·한계·부록) · `README.md`</w:t>
       </w:r>
     </w:p>
     <w:p>

--- a/docs/apply/submission-pack-2026-10-06.docx
+++ b/docs/apply/submission-pack-2026-10-06.docx
@@ -4707,7 +4707,7 @@
                 <w:b w:val="0"/>
                 <w:sz w:val="19"/>
               </w:rPr>
-              <w:t>참고</w:t>
+              <w:t>10-23</w:t>
             </w:r>
           </w:p>
         </w:tc>
@@ -4734,7 +4734,7 @@
                 <w:b w:val="0"/>
                 <w:sz w:val="19"/>
               </w:rPr>
-              <w:t>공고 대기·다음 시즌 준비 키트</w:t>
+              <w:t>KIIT 추계 논문(초안)</w:t>
             </w:r>
           </w:p>
         </w:tc>
@@ -4761,7 +4761,7 @@
                 <w:b w:val="0"/>
                 <w:sz w:val="19"/>
               </w:rPr>
-              <w:t>`12-upcoming/upcoming-kit-2026-10-06.docx`</w:t>
+              <w:t>`_submit/KIIT-platform-draft-2026-10-06.docx`</w:t>
             </w:r>
           </w:p>
         </w:tc>
@@ -4788,7 +4788,7 @@
                 <w:b w:val="0"/>
                 <w:sz w:val="19"/>
               </w:rPr>
-              <w:t>`12-upcoming/upcoming-kit.md`</w:t>
+              <w:t>`docs/papers/kiit/paper-platform-kiit.md`</w:t>
             </w:r>
           </w:p>
         </w:tc>
@@ -4808,6 +4808,14 @@
               <w:rPr>
                 <w:sz w:val="19"/>
               </w:rPr>
+            </w:r>
+            <w:r>
+              <w:rPr>
+                <w:rFonts w:ascii="Malgun Gothic" w:hAnsi="Malgun Gothic" w:eastAsia="Malgun Gothic" w:cs="Malgun Gothic"/>
+                <w:b w:val="0"/>
+                <w:sz w:val="19"/>
+              </w:rPr>
+              <w:t>저자·선행연구 4자리 자리 표시 · 서식 미대조</w:t>
             </w:r>
           </w:p>
         </w:tc>
@@ -4863,7 +4871,7 @@
                 <w:b w:val="0"/>
                 <w:sz w:val="19"/>
               </w:rPr>
-              <w:t>이 문서</w:t>
+              <w:t>공고 대기·다음 시즌 준비 키트</w:t>
             </w:r>
           </w:p>
         </w:tc>
@@ -4890,7 +4898,7 @@
                 <w:b w:val="0"/>
                 <w:sz w:val="19"/>
               </w:rPr>
-              <w:t>`submission-pack-2026-10-06.docx`</w:t>
+              <w:t>`12-upcoming/upcoming-kit-2026-10-06.docx`</w:t>
             </w:r>
           </w:p>
         </w:tc>
@@ -4917,7 +4925,7 @@
                 <w:b w:val="0"/>
                 <w:sz w:val="19"/>
               </w:rPr>
-              <w:t>`submission-pack-2026-10-06.md`</w:t>
+              <w:t>`12-upcoming/upcoming-kit.md`</w:t>
             </w:r>
           </w:p>
         </w:tc>
@@ -4941,6 +4949,135 @@
           </w:p>
         </w:tc>
       </w:tr>
+      <w:tr>
+        <w:tc>
+          <w:tcPr>
+            <w:tcW w:type="dxa" w:w="1860"/>
+            <w:tcBorders>
+              <w:top w:val="single" w:sz="4" w:color="999999"/>
+              <w:bottom w:val="single" w:sz="4" w:color="999999"/>
+            </w:tcBorders>
+          </w:tcPr>
+          <w:p>
+            <w:pPr>
+              <w:spacing w:after="40"/>
+            </w:pPr>
+            <w:r>
+              <w:rPr>
+                <w:sz w:val="19"/>
+              </w:rPr>
+            </w:r>
+            <w:r>
+              <w:rPr>
+                <w:rFonts w:ascii="Malgun Gothic" w:hAnsi="Malgun Gothic" w:eastAsia="Malgun Gothic" w:cs="Malgun Gothic"/>
+                <w:b w:val="0"/>
+                <w:sz w:val="19"/>
+              </w:rPr>
+              <w:t>참고</w:t>
+            </w:r>
+          </w:p>
+        </w:tc>
+        <w:tc>
+          <w:tcPr>
+            <w:tcW w:type="dxa" w:w="1860"/>
+            <w:tcBorders>
+              <w:top w:val="single" w:sz="4" w:color="999999"/>
+              <w:bottom w:val="single" w:sz="4" w:color="999999"/>
+            </w:tcBorders>
+          </w:tcPr>
+          <w:p>
+            <w:pPr>
+              <w:spacing w:after="40"/>
+            </w:pPr>
+            <w:r>
+              <w:rPr>
+                <w:sz w:val="19"/>
+              </w:rPr>
+            </w:r>
+            <w:r>
+              <w:rPr>
+                <w:rFonts w:ascii="Malgun Gothic" w:hAnsi="Malgun Gothic" w:eastAsia="Malgun Gothic" w:cs="Malgun Gothic"/>
+                <w:b w:val="0"/>
+                <w:sz w:val="19"/>
+              </w:rPr>
+              <w:t>이 문서</w:t>
+            </w:r>
+          </w:p>
+        </w:tc>
+        <w:tc>
+          <w:tcPr>
+            <w:tcW w:type="dxa" w:w="1860"/>
+            <w:tcBorders>
+              <w:top w:val="single" w:sz="4" w:color="999999"/>
+              <w:bottom w:val="single" w:sz="4" w:color="999999"/>
+            </w:tcBorders>
+          </w:tcPr>
+          <w:p>
+            <w:pPr>
+              <w:spacing w:after="40"/>
+            </w:pPr>
+            <w:r>
+              <w:rPr>
+                <w:sz w:val="19"/>
+              </w:rPr>
+            </w:r>
+            <w:r>
+              <w:rPr>
+                <w:rFonts w:ascii="Malgun Gothic" w:hAnsi="Malgun Gothic" w:eastAsia="Malgun Gothic" w:cs="Malgun Gothic"/>
+                <w:b w:val="0"/>
+                <w:sz w:val="19"/>
+              </w:rPr>
+              <w:t>`submission-pack-2026-10-06.docx`</w:t>
+            </w:r>
+          </w:p>
+        </w:tc>
+        <w:tc>
+          <w:tcPr>
+            <w:tcW w:type="dxa" w:w="1860"/>
+            <w:tcBorders>
+              <w:top w:val="single" w:sz="4" w:color="999999"/>
+              <w:bottom w:val="single" w:sz="4" w:color="999999"/>
+            </w:tcBorders>
+          </w:tcPr>
+          <w:p>
+            <w:pPr>
+              <w:spacing w:after="40"/>
+            </w:pPr>
+            <w:r>
+              <w:rPr>
+                <w:sz w:val="19"/>
+              </w:rPr>
+            </w:r>
+            <w:r>
+              <w:rPr>
+                <w:rFonts w:ascii="Malgun Gothic" w:hAnsi="Malgun Gothic" w:eastAsia="Malgun Gothic" w:cs="Malgun Gothic"/>
+                <w:b w:val="0"/>
+                <w:sz w:val="19"/>
+              </w:rPr>
+              <w:t>`submission-pack-2026-10-06.md`</w:t>
+            </w:r>
+          </w:p>
+        </w:tc>
+        <w:tc>
+          <w:tcPr>
+            <w:tcW w:type="dxa" w:w="1860"/>
+            <w:tcBorders>
+              <w:top w:val="single" w:sz="4" w:color="999999"/>
+              <w:bottom w:val="single" w:sz="4" w:color="999999"/>
+            </w:tcBorders>
+          </w:tcPr>
+          <w:p>
+            <w:pPr>
+              <w:spacing w:after="40"/>
+            </w:pPr>
+            <w:r>
+              <w:rPr>
+                <w:sz w:val="19"/>
+              </w:rPr>
+            </w:r>
+          </w:p>
+        </w:tc>
+      </w:tr>
     </w:tbl>
     <w:p/>
     <w:p>
@@ -4949,7 +5086,7 @@
           <w:rFonts w:ascii="Malgun Gothic" w:hAnsi="Malgun Gothic" w:eastAsia="Malgun Gothic" w:cs="Malgun Gothic"/>
           <w:b w:val="0"/>
         </w:rPr>
-        <w:t>Word 본이 없는 것: KIIT 원고(`docs/papers/kiit/paper-platform-kiit.md` · 서식·저자·문헌이 남아 있어 변환 보류) · LX 원고 · 학회 논문 전반.</w:t>
+        <w:t>Word 본이 없는 것: LX 원고 · 그 밖의 학회 논문. KIIT Word 본은 투고 본문만 담은 초안이라(내부 메모 제거) 재변환 시 원본의 서식 대조·문헌 TODO 가 보이지 않는다 — 원본을 같이 본다.</w:t>
       </w:r>
     </w:p>
     <w:p>

--- a/docs/apply/submission-pack-2026-10-06.docx
+++ b/docs/apply/submission-pack-2026-10-06.docx
@@ -4788,7 +4788,7 @@
                 <w:b w:val="0"/>
                 <w:sz w:val="19"/>
               </w:rPr>
-              <w:t>`docs/papers/kiit/paper-platform-kiit.md`</w:t>
+              <w:t>`docs/papers/kiit/paper-platform-kiit.md` (변환 입력: 같은 폴더 `paper-platform-kiit-submit-draft.md`)</w:t>
             </w:r>
           </w:p>
         </w:tc>

--- a/docs/apply/submission-pack-2026-10-06.docx
+++ b/docs/apply/submission-pack-2026-10-06.docx
@@ -4707,7 +4707,7 @@
                 <w:b w:val="0"/>
                 <w:sz w:val="19"/>
               </w:rPr>
-              <w:t>10-23</w:t>
+              <w:t>10-11</w:t>
             </w:r>
           </w:p>
         </w:tc>
@@ -4734,7 +4734,7 @@
                 <w:b w:val="0"/>
                 <w:sz w:val="19"/>
               </w:rPr>
-              <w:t>KIIT 추계 논문(초안)</w:t>
+              <w:t>LX 「지적과 국토정보」 논문(초안)</w:t>
             </w:r>
           </w:p>
         </w:tc>
@@ -4761,7 +4761,7 @@
                 <w:b w:val="0"/>
                 <w:sz w:val="19"/>
               </w:rPr>
-              <w:t>`_submit/KIIT-platform-draft-2026-10-06.docx`</w:t>
+              <w:t>`_submit/LX-page-draft-2026-10-06.docx`</w:t>
             </w:r>
           </w:p>
         </w:tc>
@@ -4788,7 +4788,7 @@
                 <w:b w:val="0"/>
                 <w:sz w:val="19"/>
               </w:rPr>
-              <w:t>`docs/papers/kiit/paper-platform-kiit.md` (변환 입력: 같은 폴더 `paper-platform-kiit-submit-draft.md`)</w:t>
+              <w:t>`docs/papers/lx/paper-page-lx.md` (변환 입력: 같은 폴더 `paper-page-lx-submit-draft.md`)</w:t>
             </w:r>
           </w:p>
         </w:tc>
@@ -4815,7 +4815,7 @@
                 <w:b w:val="0"/>
                 <w:sz w:val="19"/>
               </w:rPr>
-              <w:t>저자·선행연구 4자리 자리 표시 · 서식 미대조</w:t>
+              <w:t>국문 초록·서론·정책 함의·국내 선행연구 3자리 비어 있음 · 투고규정 미대조</w:t>
             </w:r>
           </w:p>
         </w:tc>
@@ -4844,7 +4844,7 @@
                 <w:b w:val="0"/>
                 <w:sz w:val="19"/>
               </w:rPr>
-              <w:t>참고</w:t>
+              <w:t>10-23</w:t>
             </w:r>
           </w:p>
         </w:tc>
@@ -4871,7 +4871,7 @@
                 <w:b w:val="0"/>
                 <w:sz w:val="19"/>
               </w:rPr>
-              <w:t>공고 대기·다음 시즌 준비 키트</w:t>
+              <w:t>KIIT 추계 논문(초안)</w:t>
             </w:r>
           </w:p>
         </w:tc>
@@ -4898,7 +4898,7 @@
                 <w:b w:val="0"/>
                 <w:sz w:val="19"/>
               </w:rPr>
-              <w:t>`12-upcoming/upcoming-kit-2026-10-06.docx`</w:t>
+              <w:t>`_submit/KIIT-platform-draft-2026-10-06.docx`</w:t>
             </w:r>
           </w:p>
         </w:tc>
@@ -4925,7 +4925,7 @@
                 <w:b w:val="0"/>
                 <w:sz w:val="19"/>
               </w:rPr>
-              <w:t>`12-upcoming/upcoming-kit.md`</w:t>
+              <w:t>`docs/papers/kiit/paper-platform-kiit.md` (변환 입력: 같은 폴더 `paper-platform-kiit-submit-draft.md`)</w:t>
             </w:r>
           </w:p>
         </w:tc>
@@ -4945,6 +4945,14 @@
               <w:rPr>
                 <w:sz w:val="19"/>
               </w:rPr>
+            </w:r>
+            <w:r>
+              <w:rPr>
+                <w:rFonts w:ascii="Malgun Gothic" w:hAnsi="Malgun Gothic" w:eastAsia="Malgun Gothic" w:cs="Malgun Gothic"/>
+                <w:b w:val="0"/>
+                <w:sz w:val="19"/>
+              </w:rPr>
+              <w:t>저자·선행연구 4자리 자리 표시 · 서식 미대조</w:t>
             </w:r>
           </w:p>
         </w:tc>
@@ -5000,7 +5008,7 @@
                 <w:b w:val="0"/>
                 <w:sz w:val="19"/>
               </w:rPr>
-              <w:t>이 문서</w:t>
+              <w:t>공고 대기·다음 시즌 준비 키트</w:t>
             </w:r>
           </w:p>
         </w:tc>
@@ -5027,7 +5035,7 @@
                 <w:b w:val="0"/>
                 <w:sz w:val="19"/>
               </w:rPr>
-              <w:t>`submission-pack-2026-10-06.docx`</w:t>
+              <w:t>`12-upcoming/upcoming-kit-2026-10-06.docx`</w:t>
             </w:r>
           </w:p>
         </w:tc>
@@ -5054,7 +5062,7 @@
                 <w:b w:val="0"/>
                 <w:sz w:val="19"/>
               </w:rPr>
-              <w:t>`submission-pack-2026-10-06.md`</w:t>
+              <w:t>`12-upcoming/upcoming-kit.md`</w:t>
             </w:r>
           </w:p>
         </w:tc>
@@ -5078,6 +5086,135 @@
           </w:p>
         </w:tc>
       </w:tr>
+      <w:tr>
+        <w:tc>
+          <w:tcPr>
+            <w:tcW w:type="dxa" w:w="1860"/>
+            <w:tcBorders>
+              <w:top w:val="single" w:sz="4" w:color="999999"/>
+              <w:bottom w:val="single" w:sz="4" w:color="999999"/>
+            </w:tcBorders>
+          </w:tcPr>
+          <w:p>
+            <w:pPr>
+              <w:spacing w:after="40"/>
+            </w:pPr>
+            <w:r>
+              <w:rPr>
+                <w:sz w:val="19"/>
+              </w:rPr>
+            </w:r>
+            <w:r>
+              <w:rPr>
+                <w:rFonts w:ascii="Malgun Gothic" w:hAnsi="Malgun Gothic" w:eastAsia="Malgun Gothic" w:cs="Malgun Gothic"/>
+                <w:b w:val="0"/>
+                <w:sz w:val="19"/>
+              </w:rPr>
+              <w:t>참고</w:t>
+            </w:r>
+          </w:p>
+        </w:tc>
+        <w:tc>
+          <w:tcPr>
+            <w:tcW w:type="dxa" w:w="1860"/>
+            <w:tcBorders>
+              <w:top w:val="single" w:sz="4" w:color="999999"/>
+              <w:bottom w:val="single" w:sz="4" w:color="999999"/>
+            </w:tcBorders>
+          </w:tcPr>
+          <w:p>
+            <w:pPr>
+              <w:spacing w:after="40"/>
+            </w:pPr>
+            <w:r>
+              <w:rPr>
+                <w:sz w:val="19"/>
+              </w:rPr>
+            </w:r>
+            <w:r>
+              <w:rPr>
+                <w:rFonts w:ascii="Malgun Gothic" w:hAnsi="Malgun Gothic" w:eastAsia="Malgun Gothic" w:cs="Malgun Gothic"/>
+                <w:b w:val="0"/>
+                <w:sz w:val="19"/>
+              </w:rPr>
+              <w:t>이 문서</w:t>
+            </w:r>
+          </w:p>
+        </w:tc>
+        <w:tc>
+          <w:tcPr>
+            <w:tcW w:type="dxa" w:w="1860"/>
+            <w:tcBorders>
+              <w:top w:val="single" w:sz="4" w:color="999999"/>
+              <w:bottom w:val="single" w:sz="4" w:color="999999"/>
+            </w:tcBorders>
+          </w:tcPr>
+          <w:p>
+            <w:pPr>
+              <w:spacing w:after="40"/>
+            </w:pPr>
+            <w:r>
+              <w:rPr>
+                <w:sz w:val="19"/>
+              </w:rPr>
+            </w:r>
+            <w:r>
+              <w:rPr>
+                <w:rFonts w:ascii="Malgun Gothic" w:hAnsi="Malgun Gothic" w:eastAsia="Malgun Gothic" w:cs="Malgun Gothic"/>
+                <w:b w:val="0"/>
+                <w:sz w:val="19"/>
+              </w:rPr>
+              <w:t>`submission-pack-2026-10-06.docx`</w:t>
+            </w:r>
+          </w:p>
+        </w:tc>
+        <w:tc>
+          <w:tcPr>
+            <w:tcW w:type="dxa" w:w="1860"/>
+            <w:tcBorders>
+              <w:top w:val="single" w:sz="4" w:color="999999"/>
+              <w:bottom w:val="single" w:sz="4" w:color="999999"/>
+            </w:tcBorders>
+          </w:tcPr>
+          <w:p>
+            <w:pPr>
+              <w:spacing w:after="40"/>
+            </w:pPr>
+            <w:r>
+              <w:rPr>
+                <w:sz w:val="19"/>
+              </w:rPr>
+            </w:r>
+            <w:r>
+              <w:rPr>
+                <w:rFonts w:ascii="Malgun Gothic" w:hAnsi="Malgun Gothic" w:eastAsia="Malgun Gothic" w:cs="Malgun Gothic"/>
+                <w:b w:val="0"/>
+                <w:sz w:val="19"/>
+              </w:rPr>
+              <w:t>`submission-pack-2026-10-06.md`</w:t>
+            </w:r>
+          </w:p>
+        </w:tc>
+        <w:tc>
+          <w:tcPr>
+            <w:tcW w:type="dxa" w:w="1860"/>
+            <w:tcBorders>
+              <w:top w:val="single" w:sz="4" w:color="999999"/>
+              <w:bottom w:val="single" w:sz="4" w:color="999999"/>
+            </w:tcBorders>
+          </w:tcPr>
+          <w:p>
+            <w:pPr>
+              <w:spacing w:after="40"/>
+            </w:pPr>
+            <w:r>
+              <w:rPr>
+                <w:sz w:val="19"/>
+              </w:rPr>
+            </w:r>
+          </w:p>
+        </w:tc>
+      </w:tr>
     </w:tbl>
     <w:p/>
     <w:p>
@@ -5086,7 +5223,7 @@
           <w:rFonts w:ascii="Malgun Gothic" w:hAnsi="Malgun Gothic" w:eastAsia="Malgun Gothic" w:cs="Malgun Gothic"/>
           <w:b w:val="0"/>
         </w:rPr>
-        <w:t>Word 본이 없는 것: LX 원고 · 그 밖의 학회 논문. KIIT Word 본은 투고 본문만 담은 초안이라(내부 메모 제거) 재변환 시 원본의 서식 대조·문헌 TODO 가 보이지 않는다 — 원본을 같이 본다.</w:t>
+        <w:t>Word 본이 없는 것: 그 밖의 학회 논문. 논문 Word 본(KIIT·LX)은 투고 본문만 담은 초안이라(내부 메모 제거) 서식 대조·문헌 TODO 는 원본에서 확인한다.</w:t>
       </w:r>
     </w:p>
     <w:p>

--- a/docs/apply/submission-pack-2026-10-06.docx
+++ b/docs/apply/submission-pack-2026-10-06.docx
@@ -4815,7 +4815,7 @@
                 <w:b w:val="0"/>
                 <w:sz w:val="19"/>
               </w:rPr>
-              <w:t>국문 초록·서론·정책 함의·국내 선행연구 3자리 비어 있음 · 투고규정 미대조</w:t>
+              <w:t>정책 함의·국내 선행연구 3자리 비어 있음(국문 초록·서론은 채움) · 투고규정 미대조</w:t>
             </w:r>
           </w:p>
         </w:tc>

--- a/docs/apply/submission-pack-2026-10-06.docx
+++ b/docs/apply/submission-pack-2026-10-06.docx
@@ -4815,7 +4815,7 @@
                 <w:b w:val="0"/>
                 <w:sz w:val="19"/>
               </w:rPr>
-              <w:t>정책 함의·국내 선행연구 3자리 비어 있음(국문 초록·서론은 채움) · 투고규정 미대조</w:t>
+              <w:t>국내 선행연구 3자리 비어 있음(국문 초록·서론 채움 · 정책 함의는 초안, 대표자 검토 필요) · 투고규정 미대조</w:t>
             </w:r>
           </w:p>
         </w:tc>

--- a/docs/apply/submission-pack-2026-10-06.docx
+++ b/docs/apply/submission-pack-2026-10-06.docx
@@ -4981,6 +4981,143 @@
                 <w:b w:val="0"/>
                 <w:sz w:val="19"/>
               </w:rPr>
+              <w:t>10-11</w:t>
+            </w:r>
+          </w:p>
+        </w:tc>
+        <w:tc>
+          <w:tcPr>
+            <w:tcW w:type="dxa" w:w="1860"/>
+            <w:tcBorders>
+              <w:top w:val="single" w:sz="4" w:color="999999"/>
+              <w:bottom w:val="single" w:sz="4" w:color="999999"/>
+            </w:tcBorders>
+          </w:tcPr>
+          <w:p>
+            <w:pPr>
+              <w:spacing w:after="40"/>
+            </w:pPr>
+            <w:r>
+              <w:rPr>
+                <w:sz w:val="19"/>
+              </w:rPr>
+            </w:r>
+            <w:r>
+              <w:rPr>
+                <w:rFonts w:ascii="Malgun Gothic" w:hAnsi="Malgun Gothic" w:eastAsia="Malgun Gothic" w:cs="Malgun Gothic"/>
+                <w:b w:val="0"/>
+                <w:sz w:val="19"/>
+              </w:rPr>
+              <w:t>LX 투고규정 확인 항목</w:t>
+            </w:r>
+          </w:p>
+        </w:tc>
+        <w:tc>
+          <w:tcPr>
+            <w:tcW w:type="dxa" w:w="1860"/>
+            <w:tcBorders>
+              <w:top w:val="single" w:sz="4" w:color="999999"/>
+              <w:bottom w:val="single" w:sz="4" w:color="999999"/>
+            </w:tcBorders>
+          </w:tcPr>
+          <w:p>
+            <w:pPr>
+              <w:spacing w:after="40"/>
+            </w:pPr>
+            <w:r>
+              <w:rPr>
+                <w:sz w:val="19"/>
+              </w:rPr>
+            </w:r>
+            <w:r>
+              <w:rPr>
+                <w:rFonts w:ascii="Malgun Gothic" w:hAnsi="Malgun Gothic" w:eastAsia="Malgun Gothic" w:cs="Malgun Gothic"/>
+                <w:b w:val="0"/>
+                <w:sz w:val="19"/>
+              </w:rPr>
+              <w:t>`_submit/LX-submission-checklist-2026-10-06.docx`</w:t>
+            </w:r>
+          </w:p>
+        </w:tc>
+        <w:tc>
+          <w:tcPr>
+            <w:tcW w:type="dxa" w:w="1860"/>
+            <w:tcBorders>
+              <w:top w:val="single" w:sz="4" w:color="999999"/>
+              <w:bottom w:val="single" w:sz="4" w:color="999999"/>
+            </w:tcBorders>
+          </w:tcPr>
+          <w:p>
+            <w:pPr>
+              <w:spacing w:after="40"/>
+            </w:pPr>
+            <w:r>
+              <w:rPr>
+                <w:sz w:val="19"/>
+              </w:rPr>
+            </w:r>
+            <w:r>
+              <w:rPr>
+                <w:rFonts w:ascii="Malgun Gothic" w:hAnsi="Malgun Gothic" w:eastAsia="Malgun Gothic" w:cs="Malgun Gothic"/>
+                <w:b w:val="0"/>
+                <w:sz w:val="19"/>
+              </w:rPr>
+              <w:t>`docs/papers/lx/submission-checklist.md`</w:t>
+            </w:r>
+          </w:p>
+        </w:tc>
+        <w:tc>
+          <w:tcPr>
+            <w:tcW w:type="dxa" w:w="1860"/>
+            <w:tcBorders>
+              <w:top w:val="single" w:sz="4" w:color="999999"/>
+              <w:bottom w:val="single" w:sz="4" w:color="999999"/>
+            </w:tcBorders>
+          </w:tcPr>
+          <w:p>
+            <w:pPr>
+              <w:spacing w:after="40"/>
+            </w:pPr>
+            <w:r>
+              <w:rPr>
+                <w:sz w:val="19"/>
+              </w:rPr>
+            </w:r>
+            <w:r>
+              <w:rPr>
+                <w:rFonts w:ascii="Malgun Gothic" w:hAnsi="Malgun Gothic" w:eastAsia="Malgun Gothic" w:cs="Malgun Gothic"/>
+                <w:b w:val="0"/>
+                <w:sz w:val="19"/>
+              </w:rPr>
+              <w:t>규정 원문 미열람 — 확인 칸이 비어 있음</w:t>
+            </w:r>
+          </w:p>
+        </w:tc>
+      </w:tr>
+      <w:tr>
+        <w:tc>
+          <w:tcPr>
+            <w:tcW w:type="dxa" w:w="1860"/>
+            <w:tcBorders>
+              <w:top w:val="single" w:sz="4" w:color="999999"/>
+              <w:bottom w:val="single" w:sz="4" w:color="999999"/>
+            </w:tcBorders>
+          </w:tcPr>
+          <w:p>
+            <w:pPr>
+              <w:spacing w:after="40"/>
+            </w:pPr>
+            <w:r>
+              <w:rPr>
+                <w:sz w:val="19"/>
+              </w:rPr>
+            </w:r>
+            <w:r>
+              <w:rPr>
+                <w:rFonts w:ascii="Malgun Gothic" w:hAnsi="Malgun Gothic" w:eastAsia="Malgun Gothic" w:cs="Malgun Gothic"/>
+                <w:b w:val="0"/>
+                <w:sz w:val="19"/>
+              </w:rPr>
               <w:t>참고</w:t>
             </w:r>
           </w:p>

--- a/docs/apply/submission-pack-2026-10-06.docx
+++ b/docs/apply/submission-pack-2026-10-06.docx
@@ -1057,7 +1057,7 @@
                 <w:b w:val="0"/>
                 <w:sz w:val="19"/>
               </w:rPr>
-              <w:t>재료 매핑(아래)</w:t>
+              <w:t>신청서 원고(14-data-recipe)</w:t>
             </w:r>
           </w:p>
         </w:tc>
@@ -1084,7 +1084,7 @@
                 <w:b w:val="0"/>
                 <w:sz w:val="19"/>
               </w:rPr>
-              <w:t>원문 확인 선행</w:t>
+              <w:t>원문 확인 후 제출</w:t>
             </w:r>
           </w:p>
         </w:tc>
@@ -2440,23 +2440,14 @@
           <w:rFonts w:ascii="Malgun Gothic" w:hAnsi="Malgun Gothic" w:eastAsia="Malgun Gothic" w:cs="Malgun Gothic"/>
           <w:b/>
         </w:rPr>
-        <w:t>데이터 문제해결(1,040만원) — 원문 확인 후 결정.</w:t>
+        <w:t>데이터 문제해결(1,040만원) — 원고 작성됨, 원문 확인 후 제출 결정.</w:t>
       </w:r>
       <w:r>
         <w:rPr>
           <w:rFonts w:ascii="Malgun Gothic" w:hAnsi="Malgun Gothic" w:eastAsia="Malgun Gothic" w:cs="Malgun Gothic"/>
           <w:b w:val="0"/>
         </w:rPr>
-        <w:t xml:space="preserve"> 과제 형식·제출물·시설 방문 여부를 모른다. 확인해서 낼 수 있다면</w:t>
-      </w:r>
-    </w:p>
-    <w:p>
-      <w:r>
-        <w:rPr>
-          <w:rFonts w:ascii="Malgun Gothic" w:hAnsi="Malgun Gothic" w:eastAsia="Malgun Gothic" w:cs="Malgun Gothic"/>
-          <w:b w:val="0"/>
-        </w:rPr>
-        <w:t>아래 재료가 이미 있다.</w:t>
+        <w:t xml:space="preserve"> [14-data-recipe/draft.md](14-data-recipe/draft.md)('AI·데이터 레시피' 형식 가설). 과제 형식·제출물·시설 방문 여부를 확인하기 전에는 제출하지 않는다. 쓴 재료는 아래와 같다.</w:t>
       </w:r>
     </w:p>
     <w:tbl>
@@ -4268,6 +4259,143 @@
                 <w:sz w:val="19"/>
               </w:rPr>
               <w:t>캡처 자리 표시</w:t>
+            </w:r>
+          </w:p>
+        </w:tc>
+      </w:tr>
+      <w:tr>
+        <w:tc>
+          <w:tcPr>
+            <w:tcW w:type="dxa" w:w="1860"/>
+            <w:tcBorders>
+              <w:top w:val="single" w:sz="4" w:color="999999"/>
+              <w:bottom w:val="single" w:sz="4" w:color="999999"/>
+            </w:tcBorders>
+          </w:tcPr>
+          <w:p>
+            <w:pPr>
+              <w:spacing w:after="40"/>
+            </w:pPr>
+            <w:r>
+              <w:rPr>
+                <w:sz w:val="19"/>
+              </w:rPr>
+            </w:r>
+            <w:r>
+              <w:rPr>
+                <w:rFonts w:ascii="Malgun Gothic" w:hAnsi="Malgun Gothic" w:eastAsia="Malgun Gothic" w:cs="Malgun Gothic"/>
+                <w:b w:val="0"/>
+                <w:sz w:val="19"/>
+              </w:rPr>
+              <w:t>10-22</w:t>
+            </w:r>
+          </w:p>
+        </w:tc>
+        <w:tc>
+          <w:tcPr>
+            <w:tcW w:type="dxa" w:w="1860"/>
+            <w:tcBorders>
+              <w:top w:val="single" w:sz="4" w:color="999999"/>
+              <w:bottom w:val="single" w:sz="4" w:color="999999"/>
+            </w:tcBorders>
+          </w:tcPr>
+          <w:p>
+            <w:pPr>
+              <w:spacing w:after="40"/>
+            </w:pPr>
+            <w:r>
+              <w:rPr>
+                <w:sz w:val="19"/>
+              </w:rPr>
+            </w:r>
+            <w:r>
+              <w:rPr>
+                <w:rFonts w:ascii="Malgun Gothic" w:hAnsi="Malgun Gothic" w:eastAsia="Malgun Gothic" w:cs="Malgun Gothic"/>
+                <w:b w:val="0"/>
+                <w:sz w:val="19"/>
+              </w:rPr>
+              <w:t>데이터+AI 혁신 챌린지 · 데이터 문제해결</w:t>
+            </w:r>
+          </w:p>
+        </w:tc>
+        <w:tc>
+          <w:tcPr>
+            <w:tcW w:type="dxa" w:w="1860"/>
+            <w:tcBorders>
+              <w:top w:val="single" w:sz="4" w:color="999999"/>
+              <w:bottom w:val="single" w:sz="4" w:color="999999"/>
+            </w:tcBorders>
+          </w:tcPr>
+          <w:p>
+            <w:pPr>
+              <w:spacing w:after="40"/>
+            </w:pPr>
+            <w:r>
+              <w:rPr>
+                <w:sz w:val="19"/>
+              </w:rPr>
+            </w:r>
+            <w:r>
+              <w:rPr>
+                <w:rFonts w:ascii="Malgun Gothic" w:hAnsi="Malgun Gothic" w:eastAsia="Malgun Gothic" w:cs="Malgun Gothic"/>
+                <w:b w:val="0"/>
+                <w:sz w:val="19"/>
+              </w:rPr>
+              <w:t>`_submit/14-data-recipe-2026-10-06.docx`</w:t>
+            </w:r>
+          </w:p>
+        </w:tc>
+        <w:tc>
+          <w:tcPr>
+            <w:tcW w:type="dxa" w:w="1860"/>
+            <w:tcBorders>
+              <w:top w:val="single" w:sz="4" w:color="999999"/>
+              <w:bottom w:val="single" w:sz="4" w:color="999999"/>
+            </w:tcBorders>
+          </w:tcPr>
+          <w:p>
+            <w:pPr>
+              <w:spacing w:after="40"/>
+            </w:pPr>
+            <w:r>
+              <w:rPr>
+                <w:sz w:val="19"/>
+              </w:rPr>
+            </w:r>
+            <w:r>
+              <w:rPr>
+                <w:rFonts w:ascii="Malgun Gothic" w:hAnsi="Malgun Gothic" w:eastAsia="Malgun Gothic" w:cs="Malgun Gothic"/>
+                <w:b w:val="0"/>
+                <w:sz w:val="19"/>
+              </w:rPr>
+              <w:t>`14-data-recipe/draft.md`</w:t>
+            </w:r>
+          </w:p>
+        </w:tc>
+        <w:tc>
+          <w:tcPr>
+            <w:tcW w:type="dxa" w:w="1860"/>
+            <w:tcBorders>
+              <w:top w:val="single" w:sz="4" w:color="999999"/>
+              <w:bottom w:val="single" w:sz="4" w:color="999999"/>
+            </w:tcBorders>
+          </w:tcPr>
+          <w:p>
+            <w:pPr>
+              <w:spacing w:after="40"/>
+            </w:pPr>
+            <w:r>
+              <w:rPr>
+                <w:sz w:val="19"/>
+              </w:rPr>
+            </w:r>
+            <w:r>
+              <w:rPr>
+                <w:rFonts w:ascii="Malgun Gothic" w:hAnsi="Malgun Gothic" w:eastAsia="Malgun Gothic" w:cs="Malgun Gothic"/>
+                <w:b w:val="0"/>
+                <w:sz w:val="19"/>
+              </w:rPr>
+              <w:t>신청서 서식·시설 방문 여부 미확인 · 다른 원고와 중복 규정 확인</w:t>
             </w:r>
           </w:p>
         </w:tc>

--- a/docs/apply/submission-pack-2026-10-06.docx
+++ b/docs/apply/submission-pack-2026-10-06.docx
@@ -485,7 +485,7 @@
                 <w:b w:val="0"/>
                 <w:sz w:val="19"/>
               </w:rPr>
-              <w:t xml:space="preserve"> [_submit/04-fintech-submit-2026-10-06.md](_submit/04-fintech-submit-2026-10-06.md)</w:t>
+              <w:t xml:space="preserve"> [_submit/04-fintech-submit-2026-10-06.md](_submit/04-fintech-submit-2026-10-06.md) (10-06 검색의 심사항목에 맞춰 '팀 구성과 실현 가능성' 절 추가)</w:t>
             </w:r>
           </w:p>
         </w:tc>
@@ -512,7 +512,7 @@
                 <w:b w:val="0"/>
                 <w:sz w:val="19"/>
               </w:rPr>
-              <w:t>서식 옮기기만 남음</w:t>
+              <w:t>서식 옮기기 · 대표자 이력 기입</w:t>
             </w:r>
           </w:p>
         </w:tc>
@@ -1548,7 +1548,7 @@
                 <w:b w:val="0"/>
                 <w:sz w:val="19"/>
               </w:rPr>
-              <w:t>11-25</w:t>
+              <w:t>(11-06)</w:t>
             </w:r>
           </w:p>
         </w:tc>
@@ -1575,7 +1575,7 @@
                 <w:b w:val="0"/>
                 <w:sz w:val="19"/>
               </w:rPr>
-              <w:t>50</w:t>
+              <w:t>31</w:t>
             </w:r>
           </w:p>
         </w:tc>
@@ -1626,10 +1626,18 @@
             <w:r>
               <w:rPr>
                 <w:rFonts w:ascii="Malgun Gothic" w:hAnsi="Malgun Gothic" w:eastAsia="Malgun Gothic" w:cs="Malgun Gothic"/>
+                <w:b/>
+                <w:sz w:val="19"/>
+              </w:rPr>
+              <w:t>보류</w:t>
+            </w:r>
+            <w:r>
+              <w:rPr>
+                <w:rFonts w:ascii="Malgun Gothic" w:hAnsi="Malgun Gothic" w:eastAsia="Malgun Gothic" w:cs="Malgun Gothic"/>
                 <w:b w:val="0"/>
                 <w:sz w:val="19"/>
               </w:rPr>
-              <w:t>문제발굴·문제해결 원고(13-kisti)</w:t>
+              <w:t xml:space="preserve"> — 일정 정정(아래 §9)</w:t>
             </w:r>
           </w:p>
         </w:tc>
@@ -1656,7 +1664,7 @@
                 <w:b w:val="0"/>
                 <w:sz w:val="19"/>
               </w:rPr>
-              <w:t>규정 확인 전 제출 금지</w:t>
+              <w:t>문제발굴 종료 · 문제해결은 선정 문제만</w:t>
             </w:r>
           </w:p>
         </w:tc>
@@ -1884,6 +1892,50 @@
           <w:b w:val="0"/>
         </w:rPr>
         <w:t xml:space="preserve"> 기존 원고(04-fintech/draft.md · 각도 1 소상공인 여신 심사 보조 지표)에서 내부 주석과 머리 표를 걷어 낸 제출본. 검사기 `--require-complete` 통과(위반 0). 절 구성은 개요 → 문제·시장 → 적용 시나리오 → 데이터·기술 근거 → 규제 적합성 → 한계·검증 계획.</w:t>
+      </w:r>
+    </w:p>
+    <w:p>
+      <w:r>
+        <w:rPr>
+          <w:rFonts w:ascii="Malgun Gothic" w:hAnsi="Malgun Gothic" w:eastAsia="Malgun Gothic" w:cs="Malgun Gothic"/>
+          <w:b/>
+        </w:rPr>
+        <w:t>10-06 검색 확인(요약 · 원문 미대조)</w:t>
+      </w:r>
+      <w:r>
+        <w:rPr>
+          <w:rFonts w:ascii="Malgun Gothic" w:hAnsi="Malgun Gothic" w:eastAsia="Malgun Gothic" w:cs="Malgun Gothic"/>
+          <w:b w:val="0"/>
+        </w:rPr>
+        <w:t xml:space="preserve">: 접수 ~10-08 16:00 · 개인 또는 5인 이하 팀 · 본선진출 발표 10-30 · 피칭 컨설팅 11월 · 발표심사·시상 11-26 · 심사항목 문제의식 · 아이디어 독창성 · </w:t>
+      </w:r>
+      <w:r>
+        <w:rPr>
+          <w:rFonts w:ascii="Malgun Gothic" w:hAnsi="Malgun Gothic" w:eastAsia="Malgun Gothic" w:cs="Malgun Gothic"/>
+          <w:b/>
+        </w:rPr>
+        <w:t>실현 가능성(팀 구성)</w:t>
+      </w:r>
+      <w:r>
+        <w:rPr>
+          <w:rFonts w:ascii="Malgun Gothic" w:hAnsi="Malgun Gothic" w:eastAsia="Malgun Gothic" w:cs="Malgun Gothic"/>
+          <w:b w:val="0"/>
+        </w:rPr>
+        <w:t xml:space="preserve"> · 영향력 및 확장성 · 성실성. 팀 구성 칸이 있어 기존 원고에 없던 '7. 팀 구성과 실현 가능성' 절을 추가했다 — 1인임을 밝히고 실현 가능성의 근거를 구현에 두었으며, </w:t>
+      </w:r>
+      <w:r>
+        <w:rPr>
+          <w:rFonts w:ascii="Malgun Gothic" w:hAnsi="Malgun Gothic" w:eastAsia="Malgun Gothic" w:cs="Malgun Gothic"/>
+          <w:b/>
+        </w:rPr>
+        <w:t>대표자 이력은 직접 기입</w:t>
+      </w:r>
+      <w:r>
+        <w:rPr>
+          <w:rFonts w:ascii="Malgun Gothic" w:hAnsi="Malgun Gothic" w:eastAsia="Malgun Gothic" w:cs="Malgun Gothic"/>
+          <w:b w:val="0"/>
+        </w:rPr>
+        <w:t>해야 한다(Word 본에 자리 표시).</w:t>
       </w:r>
     </w:p>
     <w:p>
@@ -2356,7 +2408,7 @@
           <w:rFonts w:ascii="Malgun Gothic" w:hAnsi="Malgun Gothic" w:eastAsia="Malgun Gothic" w:cs="Malgun Gothic"/>
           <w:b w:val="0"/>
         </w:rPr>
-        <w:t>3. 서식(hwpx)을 받아 절을 옮기고, 화면 캡처 4컷 + 아키텍처 1장을 넣는다. 제출 서류는 신청서 · 개인정보 동의서 ·</w:t>
+        <w:t>3. (10-06 검색 요약: 제출서류는 참가신청서·사업계획서로 나오고 직장인 제한 언급은 없다 — 원문 미확인) 서식(hwpx)을 받아 절을 옮기고, 화면 캡처 4컷 + 아키텍처 1장을 넣는다. 제출 서류는 신청서 · 개인정보 동의서 ·</w:t>
       </w:r>
     </w:p>
     <w:p>
@@ -2447,7 +2499,21 @@
           <w:rFonts w:ascii="Malgun Gothic" w:hAnsi="Malgun Gothic" w:eastAsia="Malgun Gothic" w:cs="Malgun Gothic"/>
           <w:b w:val="0"/>
         </w:rPr>
-        <w:t xml:space="preserve"> [14-data-recipe/draft.md](14-data-recipe/draft.md)('AI·데이터 레시피' 형식 가설). 과제 형식·제출물·시설 방문 여부를 확인하기 전에는 제출하지 않는다. 쓴 재료는 아래와 같다.</w:t>
+        <w:t xml:space="preserve"> 10-06 검색(요약): 참가 신청과 </w:t>
+      </w:r>
+      <w:r>
+        <w:rPr>
+          <w:rFonts w:ascii="Malgun Gothic" w:hAnsi="Malgun Gothic" w:eastAsia="Malgun Gothic" w:cs="Malgun Gothic"/>
+          <w:b/>
+        </w:rPr>
+        <w:t>아이디어 제안서</w:t>
+      </w:r>
+      <w:r>
+        <w:rPr>
+          <w:rFonts w:ascii="Malgun Gothic" w:hAnsi="Malgun Gothic" w:eastAsia="Malgun Gothic" w:cs="Malgun Gothic"/>
+          <w:b w:val="0"/>
+        </w:rPr>
+        <w:t xml:space="preserve"> 제출이 9/1~10/22, 예선(서면·기술평가) 10/28~29, 본선 발표평가 11/18~19, 개인 또는 5인 이내 팀 — 제안서 형식임은 확인됐고 서식 세부는 미확인. [14-data-recipe/draft.md](14-data-recipe/draft.md)('AI·데이터 레시피' 형식 가설). 과제 형식·제출물·시설 방문 여부를 확인하기 전에는 제출하지 않는다. 쓴 재료는 아래와 같다.</w:t>
       </w:r>
     </w:p>
     <w:tbl>
@@ -2882,37 +2948,37 @@
           <w:rFonts w:ascii="Malgun Gothic" w:hAnsi="Malgun Gothic" w:eastAsia="Malgun Gothic" w:cs="Malgun Gothic"/>
           <w:b w:val="0"/>
         </w:rPr>
-        <w:t>9. 11-25 · KISTI DATA·AI 분석 — 이중 출품</w:t>
+        <w:t xml:space="preserve">9. KISTI DATA·AI 분석 — </w:t>
+      </w:r>
+      <w:r>
+        <w:rPr>
+          <w:rFonts w:ascii="Malgun Gothic" w:hAnsi="Malgun Gothic" w:eastAsia="Malgun Gothic" w:cs="Malgun Gothic"/>
+          <w:b/>
+        </w:rPr>
+        <w:t>보류 (일정 정정, 10-06 검색)</w:t>
       </w:r>
     </w:p>
     <w:p>
       <w:r>
         <w:rPr>
           <w:rFonts w:ascii="Malgun Gothic" w:hAnsi="Malgun Gothic" w:eastAsia="Malgun Gothic" w:cs="Malgun Gothic"/>
+          <w:b w:val="0"/>
+        </w:rPr>
+        <w:t xml:space="preserve">10-06 검색 요약(원문 미대조)으로 캘린더의 '11-25' 가 </w:t>
+      </w:r>
+      <w:r>
+        <w:rPr>
+          <w:rFonts w:ascii="Malgun Gothic" w:hAnsi="Malgun Gothic" w:eastAsia="Malgun Gothic" w:cs="Malgun Gothic"/>
           <w:b/>
         </w:rPr>
-        <w:t>만든 것.</w:t>
+        <w:t>접수 마감이 아니라 최종 발표평가일</w:t>
       </w:r>
       <w:r>
         <w:rPr>
           <w:rFonts w:ascii="Malgun Gothic" w:hAnsi="Malgun Gothic" w:eastAsia="Malgun Gothic" w:cs="Malgun Gothic"/>
           <w:b w:val="0"/>
         </w:rPr>
-        <w:t xml:space="preserve"> [13-kisti/problem-discovery.md](13-kisti/problem-discovery.md)(문제발굴) · [13-kisti/problem-solving.md](13-kisti/problem-solving.md)(문제해결). 제출용 Word 본은 `_submit/13-kisti-*.docx`. </w:t>
-      </w:r>
-      <w:r>
-        <w:rPr>
-          <w:rFonts w:ascii="Malgun Gothic" w:hAnsi="Malgun Gothic" w:eastAsia="Malgun Gothic" w:cs="Malgun Gothic"/>
-          <w:b/>
-        </w:rPr>
-        <w:t>부문 규정(팀 인원·제출 형식·두 부문 동시 출품 가능 여부)을 원문으로 확인하기 전에는 제출하지 않는다.</w:t>
-      </w:r>
-      <w:r>
-        <w:rPr>
-          <w:rFonts w:ascii="Malgun Gothic" w:hAnsi="Malgun Gothic" w:eastAsia="Malgun Gothic" w:cs="Malgun Gothic"/>
-          <w:b w:val="0"/>
-        </w:rPr>
-        <w:t xml:space="preserve"> 문제해결의 업종 추천 절은 KIIT 원고와 같은 근거라 중복 규정 확인이 필요하다.</w:t>
+        <w:t>임이 드러났다.</w:t>
       </w:r>
     </w:p>
     <w:tbl>
@@ -2921,14 +2987,13 @@
         <w:tblLook w:firstColumn="1" w:firstRow="1" w:lastColumn="0" w:lastRow="0" w:noHBand="0" w:noVBand="1" w:val="04A0"/>
       </w:tblPr>
       <w:tblGrid>
-        <w:gridCol w:w="3099"/>
-        <w:gridCol w:w="3099"/>
-        <w:gridCol w:w="3099"/>
+        <w:gridCol w:w="4649"/>
+        <w:gridCol w:w="4649"/>
       </w:tblGrid>
       <w:tr>
         <w:tc>
           <w:tcPr>
-            <w:tcW w:type="dxa" w:w="3099"/>
+            <w:tcW w:type="dxa" w:w="4649"/>
             <w:tcBorders>
               <w:top w:val="single" w:sz="4" w:color="999999"/>
               <w:bottom w:val="single" w:sz="4" w:color="999999"/>
@@ -2950,13 +3015,13 @@
                 <w:b/>
                 <w:sz w:val="19"/>
               </w:rPr>
-              <w:t>부문</w:t>
+              <w:t>단계</w:t>
             </w:r>
           </w:p>
         </w:tc>
         <w:tc>
           <w:tcPr>
-            <w:tcW w:type="dxa" w:w="3099"/>
+            <w:tcW w:type="dxa" w:w="4649"/>
             <w:tcBorders>
               <w:top w:val="single" w:sz="4" w:color="999999"/>
               <w:bottom w:val="single" w:sz="4" w:color="999999"/>
@@ -2978,13 +3043,15 @@
                 <w:b/>
                 <w:sz w:val="19"/>
               </w:rPr>
-              <w:t>서류</w:t>
+              <w:t>일정</w:t>
             </w:r>
           </w:p>
         </w:tc>
+      </w:tr>
+      <w:tr>
         <w:tc>
           <w:tcPr>
-            <w:tcW w:type="dxa" w:w="3099"/>
+            <w:tcW w:type="dxa" w:w="4649"/>
             <w:tcBorders>
               <w:top w:val="single" w:sz="4" w:color="999999"/>
               <w:bottom w:val="single" w:sz="4" w:color="999999"/>
@@ -2996,25 +3063,22 @@
             </w:pPr>
             <w:r>
               <w:rPr>
-                <w:b/>
                 <w:sz w:val="19"/>
               </w:rPr>
             </w:r>
             <w:r>
               <w:rPr>
                 <w:rFonts w:ascii="Malgun Gothic" w:hAnsi="Malgun Gothic" w:eastAsia="Malgun Gothic" w:cs="Malgun Gothic"/>
-                <w:b/>
-                <w:sz w:val="19"/>
-              </w:rPr>
-              <w:t>재료</w:t>
+                <w:b w:val="0"/>
+                <w:sz w:val="19"/>
+              </w:rPr>
+              <w:t>문제발굴 부문</w:t>
             </w:r>
           </w:p>
         </w:tc>
-      </w:tr>
-      <w:tr>
         <w:tc>
           <w:tcPr>
-            <w:tcW w:type="dxa" w:w="3099"/>
+            <w:tcW w:type="dxa" w:w="4649"/>
             <w:tcBorders>
               <w:top w:val="single" w:sz="4" w:color="999999"/>
               <w:bottom w:val="single" w:sz="4" w:color="999999"/>
@@ -3035,13 +3099,23 @@
                 <w:b w:val="0"/>
                 <w:sz w:val="19"/>
               </w:rPr>
-              <w:t>문제발굴</w:t>
+              <w:t xml:space="preserve">8/11~9/4 — </w:t>
+            </w:r>
+            <w:r>
+              <w:rPr>
+                <w:rFonts w:ascii="Malgun Gothic" w:hAnsi="Malgun Gothic" w:eastAsia="Malgun Gothic" w:cs="Malgun Gothic"/>
+                <w:b/>
+                <w:sz w:val="19"/>
+              </w:rPr>
+              <w:t>이미 종료</w:t>
             </w:r>
           </w:p>
         </w:tc>
+      </w:tr>
+      <w:tr>
         <w:tc>
           <w:tcPr>
-            <w:tcW w:type="dxa" w:w="3099"/>
+            <w:tcW w:type="dxa" w:w="4649"/>
             <w:tcBorders>
               <w:top w:val="single" w:sz="4" w:color="999999"/>
               <w:bottom w:val="single" w:sz="4" w:color="999999"/>
@@ -3062,13 +3136,13 @@
                 <w:b w:val="0"/>
                 <w:sz w:val="19"/>
               </w:rPr>
-              <w:t>문제 정의 + 공적 중요성 + 풀 수 있는 데이터</w:t>
+              <w:t>채택 문제 공개</w:t>
             </w:r>
           </w:p>
         </w:tc>
         <w:tc>
           <w:tcPr>
-            <w:tcW w:type="dxa" w:w="3099"/>
+            <w:tcW w:type="dxa" w:w="4649"/>
             <w:tcBorders>
               <w:top w:val="single" w:sz="4" w:color="999999"/>
               <w:bottom w:val="single" w:sz="4" w:color="999999"/>
@@ -3089,7 +3163,7 @@
                 <w:b w:val="0"/>
                 <w:sz w:val="19"/>
               </w:rPr>
-              <w:t>detailed-plan §1 + data-sources.md</w:t>
+              <w:t>9/15</w:t>
             </w:r>
           </w:p>
         </w:tc>
@@ -3097,7 +3171,7 @@
       <w:tr>
         <w:tc>
           <w:tcPr>
-            <w:tcW w:type="dxa" w:w="3099"/>
+            <w:tcW w:type="dxa" w:w="4649"/>
             <w:tcBorders>
               <w:top w:val="single" w:sz="4" w:color="999999"/>
               <w:bottom w:val="single" w:sz="4" w:color="999999"/>
@@ -3118,13 +3192,13 @@
                 <w:b w:val="0"/>
                 <w:sz w:val="19"/>
               </w:rPr>
-              <w:t>문제해결</w:t>
+              <w:t>문제해결 부문</w:t>
             </w:r>
           </w:p>
         </w:tc>
         <w:tc>
           <w:tcPr>
-            <w:tcW w:type="dxa" w:w="3099"/>
+            <w:tcW w:type="dxa" w:w="4649"/>
             <w:tcBorders>
               <w:top w:val="single" w:sz="4" w:color="999999"/>
               <w:bottom w:val="single" w:sz="4" w:color="999999"/>
@@ -3145,13 +3219,31 @@
                 <w:b w:val="0"/>
                 <w:sz w:val="19"/>
               </w:rPr>
-              <w:t>방법·결과·한계 보고서</w:t>
+              <w:t xml:space="preserve">9/15~11/6 — </w:t>
+            </w:r>
+            <w:r>
+              <w:rPr>
+                <w:rFonts w:ascii="Malgun Gothic" w:hAnsi="Malgun Gothic" w:eastAsia="Malgun Gothic" w:cs="Malgun Gothic"/>
+                <w:b/>
+                <w:sz w:val="19"/>
+              </w:rPr>
+              <w:t>공개된 채택 문제</w:t>
+            </w:r>
+            <w:r>
+              <w:rPr>
+                <w:rFonts w:ascii="Malgun Gothic" w:hAnsi="Malgun Gothic" w:eastAsia="Malgun Gothic" w:cs="Malgun Gothic"/>
+                <w:b w:val="0"/>
+                <w:sz w:val="19"/>
+              </w:rPr>
+              <w:t>를 AI 모델로 푼다</w:t>
             </w:r>
           </w:p>
         </w:tc>
+      </w:tr>
+      <w:tr>
         <w:tc>
           <w:tcPr>
-            <w:tcW w:type="dxa" w:w="3099"/>
+            <w:tcW w:type="dxa" w:w="4649"/>
             <w:tcBorders>
               <w:top w:val="single" w:sz="4" w:color="999999"/>
               <w:bottom w:val="single" w:sz="4" w:color="999999"/>
@@ -3172,7 +3264,34 @@
                 <w:b w:val="0"/>
                 <w:sz w:val="19"/>
               </w:rPr>
-              <w:t>이번 KIIT 원고의 판정 구조(차이·구간·어휘 점검)</w:t>
+              <w:t>최종 발표평가·시상</w:t>
+            </w:r>
+          </w:p>
+        </w:tc>
+        <w:tc>
+          <w:tcPr>
+            <w:tcW w:type="dxa" w:w="4649"/>
+            <w:tcBorders>
+              <w:top w:val="single" w:sz="4" w:color="999999"/>
+              <w:bottom w:val="single" w:sz="4" w:color="999999"/>
+            </w:tcBorders>
+          </w:tcPr>
+          <w:p>
+            <w:pPr>
+              <w:spacing w:after="40"/>
+            </w:pPr>
+            <w:r>
+              <w:rPr>
+                <w:sz w:val="19"/>
+              </w:rPr>
+            </w:r>
+            <w:r>
+              <w:rPr>
+                <w:rFonts w:ascii="Malgun Gothic" w:hAnsi="Malgun Gothic" w:eastAsia="Malgun Gothic" w:cs="Malgun Gothic"/>
+                <w:b w:val="0"/>
+                <w:sz w:val="19"/>
+              </w:rPr>
+              <w:t>11/25 · KISTI 대전본원 · 총 1,300만원 · 11팀</w:t>
             </w:r>
           </w:p>
         </w:tc>
@@ -3185,7 +3304,35 @@
           <w:rFonts w:ascii="Malgun Gothic" w:hAnsi="Malgun Gothic" w:eastAsia="Malgun Gothic" w:cs="Malgun Gothic"/>
           <w:b w:val="0"/>
         </w:rPr>
-        <w:t>마감이 멀어 위 모든 건을 낸 뒤 착수해도 늦지 않다.</w:t>
+        <w:t xml:space="preserve">그래서 앞서 만든 '문제발굴 + 문제해결 이중 출품' 원고(`13-kisti/`)는 </w:t>
+      </w:r>
+      <w:r>
+        <w:rPr>
+          <w:rFonts w:ascii="Malgun Gothic" w:hAnsi="Malgun Gothic" w:eastAsia="Malgun Gothic" w:cs="Malgun Gothic"/>
+          <w:b/>
+        </w:rPr>
+        <w:t>그대로는 낼 수 없다</w:t>
+      </w:r>
+      <w:r>
+        <w:rPr>
+          <w:rFonts w:ascii="Malgun Gothic" w:hAnsi="Malgun Gothic" w:eastAsia="Malgun Gothic" w:cs="Malgun Gothic"/>
+          <w:b w:val="0"/>
+        </w:rPr>
+        <w:t xml:space="preserve"> — 문제발굴은 접수가 끝났고, 문제해결은 우리가 제안한 문제가 아니라 채택된 문제 목록이 기준이다. 원고는 보류로 표시했고 Word 제출본은 삭제했다. 문제해결에 도전하려면 ① 공개된 채택 문제에 상권·공실·건물 데이터 과제가 있는지 ② 접수가 열려 있는지를 공식 페이지(aida.kisti.re.kr)에서 확인해야 한다. 없으면 </w:t>
+      </w:r>
+      <w:r>
+        <w:rPr>
+          <w:rFonts w:ascii="Malgun Gothic" w:hAnsi="Malgun Gothic" w:eastAsia="Malgun Gothic" w:cs="Malgun Gothic"/>
+          <w:b/>
+        </w:rPr>
+        <w:t>제외</w:t>
+      </w:r>
+      <w:r>
+        <w:rPr>
+          <w:rFonts w:ascii="Malgun Gothic" w:hAnsi="Malgun Gothic" w:eastAsia="Malgun Gothic" w:cs="Malgun Gothic"/>
+          <w:b w:val="0"/>
+        </w:rPr>
+        <w:t>를 권한다 — 이전 판의 '이중 출품' 서술은 캘린더 일정을 믿고 쓴 것이라 틀렸다.</w:t>
       </w:r>
     </w:p>
     <w:p>
@@ -3643,7 +3790,7 @@
                 <w:b w:val="0"/>
                 <w:sz w:val="19"/>
               </w:rPr>
-              <w:t>11월</w:t>
+              <w:t>10월 중</w:t>
             </w:r>
           </w:p>
         </w:tc>
@@ -3670,7 +3817,63 @@
                 <w:b w:val="0"/>
                 <w:sz w:val="19"/>
               </w:rPr>
-              <w:t>KISTI 규정 확인 · 이중 출품 · 11-15 이후 PACIS 초안</w:t>
+              <w:t>KISTI 채택 문제 목록 확인(문제해결 접수 11-06) — 맞는 과제가 없으면 제외</w:t>
+            </w:r>
+          </w:p>
+        </w:tc>
+      </w:tr>
+      <w:tr>
+        <w:tc>
+          <w:tcPr>
+            <w:tcW w:type="dxa" w:w="4649"/>
+            <w:tcBorders>
+              <w:top w:val="single" w:sz="4" w:color="999999"/>
+              <w:bottom w:val="single" w:sz="4" w:color="999999"/>
+            </w:tcBorders>
+          </w:tcPr>
+          <w:p>
+            <w:pPr>
+              <w:spacing w:after="40"/>
+            </w:pPr>
+            <w:r>
+              <w:rPr>
+                <w:sz w:val="19"/>
+              </w:rPr>
+            </w:r>
+            <w:r>
+              <w:rPr>
+                <w:rFonts w:ascii="Malgun Gothic" w:hAnsi="Malgun Gothic" w:eastAsia="Malgun Gothic" w:cs="Malgun Gothic"/>
+                <w:b w:val="0"/>
+                <w:sz w:val="19"/>
+              </w:rPr>
+              <w:t>11월</w:t>
+            </w:r>
+          </w:p>
+        </w:tc>
+        <w:tc>
+          <w:tcPr>
+            <w:tcW w:type="dxa" w:w="4649"/>
+            <w:tcBorders>
+              <w:top w:val="single" w:sz="4" w:color="999999"/>
+              <w:bottom w:val="single" w:sz="4" w:color="999999"/>
+            </w:tcBorders>
+          </w:tcPr>
+          <w:p>
+            <w:pPr>
+              <w:spacing w:after="40"/>
+            </w:pPr>
+            <w:r>
+              <w:rPr>
+                <w:sz w:val="19"/>
+              </w:rPr>
+            </w:r>
+            <w:r>
+              <w:rPr>
+                <w:rFonts w:ascii="Malgun Gothic" w:hAnsi="Malgun Gothic" w:eastAsia="Malgun Gothic" w:cs="Malgun Gothic"/>
+                <w:b w:val="0"/>
+                <w:sz w:val="19"/>
+              </w:rPr>
+              <w:t>11-15 이후 PACIS 초안</w:t>
             </w:r>
           </w:p>
         </w:tc>
@@ -4424,280 +4627,6 @@
                 <w:b w:val="0"/>
                 <w:sz w:val="19"/>
               </w:rPr>
-              <w:t>11-25</w:t>
-            </w:r>
-          </w:p>
-        </w:tc>
-        <w:tc>
-          <w:tcPr>
-            <w:tcW w:type="dxa" w:w="1860"/>
-            <w:tcBorders>
-              <w:top w:val="single" w:sz="4" w:color="999999"/>
-              <w:bottom w:val="single" w:sz="4" w:color="999999"/>
-            </w:tcBorders>
-          </w:tcPr>
-          <w:p>
-            <w:pPr>
-              <w:spacing w:after="40"/>
-            </w:pPr>
-            <w:r>
-              <w:rPr>
-                <w:sz w:val="19"/>
-              </w:rPr>
-            </w:r>
-            <w:r>
-              <w:rPr>
-                <w:rFonts w:ascii="Malgun Gothic" w:hAnsi="Malgun Gothic" w:eastAsia="Malgun Gothic" w:cs="Malgun Gothic"/>
-                <w:b w:val="0"/>
-                <w:sz w:val="19"/>
-              </w:rPr>
-              <w:t>KISTI 문제발굴</w:t>
-            </w:r>
-          </w:p>
-        </w:tc>
-        <w:tc>
-          <w:tcPr>
-            <w:tcW w:type="dxa" w:w="1860"/>
-            <w:tcBorders>
-              <w:top w:val="single" w:sz="4" w:color="999999"/>
-              <w:bottom w:val="single" w:sz="4" w:color="999999"/>
-            </w:tcBorders>
-          </w:tcPr>
-          <w:p>
-            <w:pPr>
-              <w:spacing w:after="40"/>
-            </w:pPr>
-            <w:r>
-              <w:rPr>
-                <w:sz w:val="19"/>
-              </w:rPr>
-            </w:r>
-            <w:r>
-              <w:rPr>
-                <w:rFonts w:ascii="Malgun Gothic" w:hAnsi="Malgun Gothic" w:eastAsia="Malgun Gothic" w:cs="Malgun Gothic"/>
-                <w:b w:val="0"/>
-                <w:sz w:val="19"/>
-              </w:rPr>
-              <w:t>`_submit/13-kisti-problem-discovery-2026-10-06.docx`</w:t>
-            </w:r>
-          </w:p>
-        </w:tc>
-        <w:tc>
-          <w:tcPr>
-            <w:tcW w:type="dxa" w:w="1860"/>
-            <w:tcBorders>
-              <w:top w:val="single" w:sz="4" w:color="999999"/>
-              <w:bottom w:val="single" w:sz="4" w:color="999999"/>
-            </w:tcBorders>
-          </w:tcPr>
-          <w:p>
-            <w:pPr>
-              <w:spacing w:after="40"/>
-            </w:pPr>
-            <w:r>
-              <w:rPr>
-                <w:sz w:val="19"/>
-              </w:rPr>
-            </w:r>
-            <w:r>
-              <w:rPr>
-                <w:rFonts w:ascii="Malgun Gothic" w:hAnsi="Malgun Gothic" w:eastAsia="Malgun Gothic" w:cs="Malgun Gothic"/>
-                <w:b w:val="0"/>
-                <w:sz w:val="19"/>
-              </w:rPr>
-              <w:t>`13-kisti/problem-discovery.md`</w:t>
-            </w:r>
-          </w:p>
-        </w:tc>
-        <w:tc>
-          <w:tcPr>
-            <w:tcW w:type="dxa" w:w="1860"/>
-            <w:tcBorders>
-              <w:top w:val="single" w:sz="4" w:color="999999"/>
-              <w:bottom w:val="single" w:sz="4" w:color="999999"/>
-            </w:tcBorders>
-          </w:tcPr>
-          <w:p>
-            <w:pPr>
-              <w:spacing w:after="40"/>
-            </w:pPr>
-            <w:r>
-              <w:rPr>
-                <w:sz w:val="19"/>
-              </w:rPr>
-            </w:r>
-            <w:r>
-              <w:rPr>
-                <w:rFonts w:ascii="Malgun Gothic" w:hAnsi="Malgun Gothic" w:eastAsia="Malgun Gothic" w:cs="Malgun Gothic"/>
-                <w:b w:val="0"/>
-                <w:sz w:val="19"/>
-              </w:rPr>
-              <w:t>규정 확인 전 제출 금지</w:t>
-            </w:r>
-          </w:p>
-        </w:tc>
-      </w:tr>
-      <w:tr>
-        <w:tc>
-          <w:tcPr>
-            <w:tcW w:type="dxa" w:w="1860"/>
-            <w:tcBorders>
-              <w:top w:val="single" w:sz="4" w:color="999999"/>
-              <w:bottom w:val="single" w:sz="4" w:color="999999"/>
-            </w:tcBorders>
-          </w:tcPr>
-          <w:p>
-            <w:pPr>
-              <w:spacing w:after="40"/>
-            </w:pPr>
-            <w:r>
-              <w:rPr>
-                <w:sz w:val="19"/>
-              </w:rPr>
-            </w:r>
-            <w:r>
-              <w:rPr>
-                <w:rFonts w:ascii="Malgun Gothic" w:hAnsi="Malgun Gothic" w:eastAsia="Malgun Gothic" w:cs="Malgun Gothic"/>
-                <w:b w:val="0"/>
-                <w:sz w:val="19"/>
-              </w:rPr>
-              <w:t>11-25</w:t>
-            </w:r>
-          </w:p>
-        </w:tc>
-        <w:tc>
-          <w:tcPr>
-            <w:tcW w:type="dxa" w:w="1860"/>
-            <w:tcBorders>
-              <w:top w:val="single" w:sz="4" w:color="999999"/>
-              <w:bottom w:val="single" w:sz="4" w:color="999999"/>
-            </w:tcBorders>
-          </w:tcPr>
-          <w:p>
-            <w:pPr>
-              <w:spacing w:after="40"/>
-            </w:pPr>
-            <w:r>
-              <w:rPr>
-                <w:sz w:val="19"/>
-              </w:rPr>
-            </w:r>
-            <w:r>
-              <w:rPr>
-                <w:rFonts w:ascii="Malgun Gothic" w:hAnsi="Malgun Gothic" w:eastAsia="Malgun Gothic" w:cs="Malgun Gothic"/>
-                <w:b w:val="0"/>
-                <w:sz w:val="19"/>
-              </w:rPr>
-              <w:t>KISTI 문제해결</w:t>
-            </w:r>
-          </w:p>
-        </w:tc>
-        <w:tc>
-          <w:tcPr>
-            <w:tcW w:type="dxa" w:w="1860"/>
-            <w:tcBorders>
-              <w:top w:val="single" w:sz="4" w:color="999999"/>
-              <w:bottom w:val="single" w:sz="4" w:color="999999"/>
-            </w:tcBorders>
-          </w:tcPr>
-          <w:p>
-            <w:pPr>
-              <w:spacing w:after="40"/>
-            </w:pPr>
-            <w:r>
-              <w:rPr>
-                <w:sz w:val="19"/>
-              </w:rPr>
-            </w:r>
-            <w:r>
-              <w:rPr>
-                <w:rFonts w:ascii="Malgun Gothic" w:hAnsi="Malgun Gothic" w:eastAsia="Malgun Gothic" w:cs="Malgun Gothic"/>
-                <w:b w:val="0"/>
-                <w:sz w:val="19"/>
-              </w:rPr>
-              <w:t>`_submit/13-kisti-problem-solving-2026-10-06.docx`</w:t>
-            </w:r>
-          </w:p>
-        </w:tc>
-        <w:tc>
-          <w:tcPr>
-            <w:tcW w:type="dxa" w:w="1860"/>
-            <w:tcBorders>
-              <w:top w:val="single" w:sz="4" w:color="999999"/>
-              <w:bottom w:val="single" w:sz="4" w:color="999999"/>
-            </w:tcBorders>
-          </w:tcPr>
-          <w:p>
-            <w:pPr>
-              <w:spacing w:after="40"/>
-            </w:pPr>
-            <w:r>
-              <w:rPr>
-                <w:sz w:val="19"/>
-              </w:rPr>
-            </w:r>
-            <w:r>
-              <w:rPr>
-                <w:rFonts w:ascii="Malgun Gothic" w:hAnsi="Malgun Gothic" w:eastAsia="Malgun Gothic" w:cs="Malgun Gothic"/>
-                <w:b w:val="0"/>
-                <w:sz w:val="19"/>
-              </w:rPr>
-              <w:t>`13-kisti/problem-solving.md`</w:t>
-            </w:r>
-          </w:p>
-        </w:tc>
-        <w:tc>
-          <w:tcPr>
-            <w:tcW w:type="dxa" w:w="1860"/>
-            <w:tcBorders>
-              <w:top w:val="single" w:sz="4" w:color="999999"/>
-              <w:bottom w:val="single" w:sz="4" w:color="999999"/>
-            </w:tcBorders>
-          </w:tcPr>
-          <w:p>
-            <w:pPr>
-              <w:spacing w:after="40"/>
-            </w:pPr>
-            <w:r>
-              <w:rPr>
-                <w:sz w:val="19"/>
-              </w:rPr>
-            </w:r>
-            <w:r>
-              <w:rPr>
-                <w:rFonts w:ascii="Malgun Gothic" w:hAnsi="Malgun Gothic" w:eastAsia="Malgun Gothic" w:cs="Malgun Gothic"/>
-                <w:b w:val="0"/>
-                <w:sz w:val="19"/>
-              </w:rPr>
-              <w:t>규정·KIIT 중복 확인 전 제출 금지</w:t>
-            </w:r>
-          </w:p>
-        </w:tc>
-      </w:tr>
-      <w:tr>
-        <w:tc>
-          <w:tcPr>
-            <w:tcW w:type="dxa" w:w="1860"/>
-            <w:tcBorders>
-              <w:top w:val="single" w:sz="4" w:color="999999"/>
-              <w:bottom w:val="single" w:sz="4" w:color="999999"/>
-            </w:tcBorders>
-          </w:tcPr>
-          <w:p>
-            <w:pPr>
-              <w:spacing w:after="40"/>
-            </w:pPr>
-            <w:r>
-              <w:rPr>
-                <w:sz w:val="19"/>
-              </w:rPr>
-            </w:r>
-            <w:r>
-              <w:rPr>
-                <w:rFonts w:ascii="Malgun Gothic" w:hAnsi="Malgun Gothic" w:eastAsia="Malgun Gothic" w:cs="Malgun Gothic"/>
-                <w:b w:val="0"/>
-                <w:sz w:val="19"/>
-              </w:rPr>
               <w:t>공고 대기</w:t>
             </w:r>
           </w:p>
@@ -5512,7 +5441,7 @@
           <w:rFonts w:ascii="Malgun Gothic" w:hAnsi="Malgun Gothic" w:eastAsia="Malgun Gothic" w:cs="Malgun Gothic"/>
           <w:b w:val="0"/>
         </w:rPr>
-        <w:t>신규 원고: `_submit/` 의 제출본 3건 · `10-dic2026/draft.md` · `09-digitalsolveup/detailed-plan.md` · `11-reb-paper/proposal.md` · `12-upcoming/upcoming-kit.md` · `13-kisti/` 2건 · 이 문서</w:t>
+        <w:t>신규 원고: `_submit/` 의 제출본 3건 · `10-dic2026/draft.md` · `09-digitalsolveup/detailed-plan.md` · `11-reb-paper/proposal.md` · `12-upcoming/upcoming-kit.md` · `14-data-recipe/draft.md` · 이 문서(`13-kisti/` 2건은 보류)</w:t>
       </w:r>
     </w:p>
     <w:p>
